--- a/TestWord_1/F_ТИПОВИЙ ДОГОВІР Р ГО УААСП.docx
+++ b/TestWord_1/F_ТИПОВИЙ ДОГОВІР Р ГО УААСП.docx
@@ -92,6 +92,7 @@
           <w15:appearance w15:val="tags"/>
           <w:text/>
         </w:sdtPr>
+        <w:sdtEndPr/>
         <w:sdtContent>
           <w:r>
             <w:rPr>
@@ -131,11 +132,12 @@
       <w:sdt>
         <w:sdtPr>
           <w:rPr>
+            <w:b/>
             <w:sz w:val="20"/>
             <w:szCs w:val="20"/>
           </w:rPr>
-          <w:alias w:val="docDateC"/>
-          <w:tag w:val="docDateC"/>
+          <w:alias w:val="docDate"/>
+          <w:tag w:val="docDate"/>
           <w:id w:val="-1392730580"/>
           <w:placeholder>
             <w:docPart w:val="27318F7149854F9EB5815F2B7F4F9FF7"/>
@@ -144,6 +146,7 @@
           <w15:appearance w15:val="tags"/>
           <w:text/>
         </w:sdtPr>
+        <w:sdtEndPr/>
         <w:sdtContent>
           <w:r>
             <w:rPr>
@@ -156,6 +159,7 @@
       <w:bookmarkEnd w:id="1"/>
       <w:r>
         <w:rPr>
+          <w:b/>
           <w:sz w:val="20"/>
           <w:szCs w:val="20"/>
         </w:rPr>
@@ -396,6 +400,7 @@
       <w:sdt>
         <w:sdtPr>
           <w:rPr>
+            <w:b/>
             <w:bCs/>
             <w:lang w:eastAsia="ru-RU"/>
           </w:rPr>
@@ -409,6 +414,7 @@
           <w15:appearance w15:val="tags"/>
           <w:text/>
         </w:sdtPr>
+        <w:sdtEndPr/>
         <w:sdtContent>
           <w:r>
             <w:rPr>
@@ -446,6 +452,7 @@
           <w15:appearance w15:val="tags"/>
           <w:text/>
         </w:sdtPr>
+        <w:sdtEndPr/>
         <w:sdtContent>
           <w:r>
             <w:rPr>
@@ -508,7 +515,23 @@
           <w:bCs/>
           <w:lang w:eastAsia="ru-RU"/>
         </w:rPr>
-        <w:t xml:space="preserve">) </w:t>
+        <w:t>)</w:t>
+      </w:r>
+      <w:r>
+        <w:rPr>
+          <w:b/>
+          <w:bCs/>
+          <w:lang w:eastAsia="ru-RU"/>
+        </w:rPr>
+        <w:t>,</w:t>
+      </w:r>
+      <w:r>
+        <w:rPr>
+          <w:b/>
+          <w:bCs/>
+          <w:lang w:eastAsia="ru-RU"/>
+        </w:rPr>
+        <w:t xml:space="preserve"> </w:t>
       </w:r>
       <w:sdt>
         <w:sdtPr>
@@ -526,6 +549,7 @@
           <w15:appearance w15:val="tags"/>
           <w:text/>
         </w:sdtPr>
+        <w:sdtEndPr/>
         <w:sdtContent>
           <w:r>
             <w:rPr>
@@ -536,6 +560,13 @@
           </w:r>
         </w:sdtContent>
       </w:sdt>
+      <w:r>
+        <w:rPr>
+          <w:bCs/>
+          <w:lang w:eastAsia="ru-RU"/>
+        </w:rPr>
+        <w:t xml:space="preserve"> </w:t>
+      </w:r>
       <w:sdt>
         <w:sdtPr>
           <w:rPr>
@@ -553,6 +584,7 @@
           <w15:appearance w15:val="tags"/>
           <w:text/>
         </w:sdtPr>
+        <w:sdtEndPr/>
         <w:sdtContent>
           <w:r>
             <w:rPr>
@@ -573,7 +605,7 @@
           <w:szCs w:val="28"/>
           <w:lang w:eastAsia="ru-RU"/>
         </w:rPr>
-        <w:t xml:space="preserve">, </w:t>
+        <w:t xml:space="preserve"> </w:t>
       </w:r>
       <w:sdt>
         <w:sdtPr>
@@ -591,6 +623,7 @@
           <w15:appearance w15:val="tags"/>
           <w:text/>
         </w:sdtPr>
+        <w:sdtEndPr/>
         <w:sdtContent>
           <w:r>
             <w:rPr>
@@ -601,6 +634,13 @@
           </w:r>
         </w:sdtContent>
       </w:sdt>
+      <w:r>
+        <w:rPr>
+          <w:bCs/>
+          <w:lang w:eastAsia="ru-RU"/>
+        </w:rPr>
+        <w:t xml:space="preserve"> </w:t>
+      </w:r>
       <w:sdt>
         <w:sdtPr>
           <w:rPr>
@@ -618,6 +658,7 @@
           <w15:appearance w15:val="tags"/>
           <w:text/>
         </w:sdtPr>
+        <w:sdtEndPr/>
         <w:sdtContent>
           <w:r>
             <w:rPr>
@@ -633,10 +674,18 @@
       <w:bookmarkEnd w:id="2"/>
       <w:r>
         <w:rPr>
+          <w:b/>
+          <w:bCs/>
+          <w:lang w:eastAsia="ru-RU"/>
+        </w:rPr>
+        <w:t xml:space="preserve">  </w:t>
+      </w:r>
+      <w:r>
+        <w:rPr>
           <w:bCs/>
           <w:lang w:val="uk-UA"/>
         </w:rPr>
-        <w:t>, з іншої сторони, що при подальшому згадуванні разом іменуються Сторони, уклали Ліцензійний договір (далі-Договір) про наступне:</w:t>
+        <w:t>з іншої сторони, що при подальшому згадуванні разом іменуються Сторони, уклали Ліцензійний договір (далі-Договір) про наступне:</w:t>
       </w:r>
     </w:p>
     <w:p>
@@ -4161,500 +4210,273 @@
         <w:t xml:space="preserve"> *:</w:t>
       </w:r>
     </w:p>
-    <w:p>
-      <w:pPr>
-        <w:pStyle w:val="a3"/>
-        <w:spacing w:after="120"/>
-        <w:ind w:right="-1" w:firstLine="426"/>
-        <w:rPr>
-          <w:sz w:val="20"/>
-          <w:szCs w:val="20"/>
-        </w:rPr>
-      </w:pPr>
-    </w:p>
-    <w:tbl>
-      <w:tblPr>
-        <w:tblW w:w="10490" w:type="dxa"/>
-        <w:tblInd w:w="108" w:type="dxa"/>
-        <w:tblBorders>
-          <w:top w:val="single" w:sz="4" w:space="0" w:color="auto"/>
-          <w:left w:val="single" w:sz="4" w:space="0" w:color="auto"/>
-          <w:bottom w:val="single" w:sz="4" w:space="0" w:color="auto"/>
-          <w:right w:val="single" w:sz="4" w:space="0" w:color="auto"/>
-          <w:insideH w:val="single" w:sz="4" w:space="0" w:color="auto"/>
-          <w:insideV w:val="single" w:sz="4" w:space="0" w:color="auto"/>
-        </w:tblBorders>
-        <w:tblLook w:val="01E0" w:firstRow="1" w:lastRow="1" w:firstColumn="1" w:lastColumn="1" w:noHBand="0" w:noVBand="0"/>
-      </w:tblPr>
-      <w:tblGrid>
-        <w:gridCol w:w="1243"/>
-        <w:gridCol w:w="3152"/>
-        <w:gridCol w:w="4394"/>
-        <w:gridCol w:w="1701"/>
-      </w:tblGrid>
-      <w:tr>
-        <w:tc>
-          <w:tcPr>
-            <w:tcW w:w="1243" w:type="dxa"/>
-            <w:tcBorders>
+    <w:sdt>
+      <w:sdtPr>
+        <w:rPr>
+          <w:sz w:val="20"/>
+          <w:szCs w:val="20"/>
+        </w:rPr>
+        <w:alias w:val="TablePL1"/>
+        <w:tag w:val="TablePL1"/>
+        <w:id w:val="214708888"/>
+        <w:placeholder>
+          <w:docPart w:val="DefaultPlaceholder_-1854013436"/>
+        </w:placeholder>
+        <w15:appearance w15:val="tags"/>
+        <w:docPartList>
+          <w:docPartGallery w:val="Tables"/>
+        </w:docPartList>
+      </w:sdtPr>
+      <w:sdtContent>
+        <w:p>
+          <w:pPr>
+            <w:pStyle w:val="a3"/>
+            <w:ind w:right="-1" w:firstLine="426"/>
+            <w:rPr>
+              <w:sz w:val="20"/>
+              <w:szCs w:val="20"/>
+            </w:rPr>
+          </w:pPr>
+        </w:p>
+        <w:tbl>
+          <w:tblPr>
+            <w:tblW w:w="10519" w:type="dxa"/>
+            <w:tblInd w:w="108" w:type="dxa"/>
+            <w:tblBorders>
               <w:top w:val="single" w:sz="4" w:space="0" w:color="auto"/>
               <w:left w:val="single" w:sz="4" w:space="0" w:color="auto"/>
               <w:bottom w:val="single" w:sz="4" w:space="0" w:color="auto"/>
               <w:right w:val="single" w:sz="4" w:space="0" w:color="auto"/>
-            </w:tcBorders>
-            <w:vAlign w:val="center"/>
-          </w:tcPr>
-          <w:p>
-            <w:pPr>
-              <w:pStyle w:val="a3"/>
-              <w:ind w:right="-1"/>
-              <w:jc w:val="center"/>
-              <w:rPr>
-                <w:b/>
-                <w:bCs/>
-                <w:sz w:val="20"/>
-                <w:szCs w:val="20"/>
-                <w:highlight w:val="yellow"/>
-                <w:lang w:val="uk-UA"/>
-              </w:rPr>
-            </w:pPr>
-            <w:r>
-              <w:rPr>
-                <w:b/>
-                <w:bCs/>
-                <w:sz w:val="20"/>
-                <w:szCs w:val="20"/>
-                <w:highlight w:val="yellow"/>
-                <w:lang w:val="uk-UA"/>
-              </w:rPr>
-              <w:t>№ з/п</w:t>
-            </w:r>
-          </w:p>
-        </w:tc>
-        <w:tc>
-          <w:tcPr>
-            <w:tcW w:w="3152" w:type="dxa"/>
-            <w:tcBorders>
-              <w:top w:val="single" w:sz="4" w:space="0" w:color="auto"/>
-              <w:left w:val="single" w:sz="4" w:space="0" w:color="auto"/>
-              <w:bottom w:val="single" w:sz="4" w:space="0" w:color="auto"/>
-              <w:right w:val="single" w:sz="4" w:space="0" w:color="auto"/>
-            </w:tcBorders>
-            <w:vAlign w:val="center"/>
-          </w:tcPr>
-          <w:p>
-            <w:pPr>
-              <w:pStyle w:val="a3"/>
-              <w:ind w:right="-1"/>
-              <w:jc w:val="center"/>
-              <w:rPr>
-                <w:b/>
-                <w:bCs/>
-                <w:sz w:val="20"/>
-                <w:szCs w:val="20"/>
-                <w:highlight w:val="yellow"/>
-              </w:rPr>
-            </w:pPr>
-            <w:proofErr w:type="spellStart"/>
-            <w:r>
-              <w:rPr>
-                <w:b/>
-                <w:bCs/>
-                <w:sz w:val="20"/>
-                <w:szCs w:val="20"/>
-                <w:highlight w:val="yellow"/>
-              </w:rPr>
-              <w:t>Позивний</w:t>
-            </w:r>
-            <w:proofErr w:type="spellEnd"/>
-          </w:p>
-        </w:tc>
-        <w:tc>
-          <w:tcPr>
-            <w:tcW w:w="4394" w:type="dxa"/>
-            <w:tcBorders>
-              <w:top w:val="single" w:sz="4" w:space="0" w:color="auto"/>
-              <w:left w:val="single" w:sz="4" w:space="0" w:color="auto"/>
-              <w:bottom w:val="single" w:sz="4" w:space="0" w:color="auto"/>
-              <w:right w:val="single" w:sz="4" w:space="0" w:color="auto"/>
-            </w:tcBorders>
-            <w:vAlign w:val="center"/>
-          </w:tcPr>
-          <w:p>
-            <w:pPr>
-              <w:pStyle w:val="a3"/>
-              <w:ind w:right="-1"/>
-              <w:jc w:val="center"/>
-              <w:rPr>
-                <w:b/>
-                <w:bCs/>
-                <w:sz w:val="20"/>
-                <w:szCs w:val="20"/>
-                <w:highlight w:val="yellow"/>
-                <w:lang w:val="uk-UA"/>
-              </w:rPr>
-            </w:pPr>
-            <w:r>
-              <w:rPr>
-                <w:b/>
-                <w:bCs/>
-                <w:sz w:val="20"/>
-                <w:szCs w:val="20"/>
-                <w:highlight w:val="yellow"/>
-                <w:lang w:val="uk-UA"/>
-              </w:rPr>
-              <w:t>Адміністративна одиниця</w:t>
-            </w:r>
-          </w:p>
-          <w:p>
-            <w:pPr>
-              <w:pStyle w:val="a3"/>
-              <w:ind w:right="-1"/>
-              <w:jc w:val="center"/>
-              <w:rPr>
-                <w:b/>
-                <w:bCs/>
-                <w:sz w:val="20"/>
-                <w:szCs w:val="20"/>
-                <w:highlight w:val="yellow"/>
-                <w:lang w:val="uk-UA"/>
-              </w:rPr>
-            </w:pPr>
-            <w:r>
-              <w:rPr>
-                <w:b/>
-                <w:bCs/>
-                <w:sz w:val="20"/>
-                <w:szCs w:val="20"/>
-                <w:highlight w:val="yellow"/>
-                <w:lang w:val="uk-UA"/>
-              </w:rPr>
-              <w:t>(назва області, району</w:t>
-            </w:r>
-            <w:r>
-              <w:rPr>
-                <w:b/>
-                <w:bCs/>
-                <w:sz w:val="20"/>
-                <w:szCs w:val="20"/>
-                <w:highlight w:val="yellow"/>
-                <w:lang w:val="uk-UA"/>
-              </w:rPr>
-              <w:t xml:space="preserve"> на території України</w:t>
-            </w:r>
-            <w:r>
-              <w:rPr>
-                <w:b/>
-                <w:bCs/>
-                <w:sz w:val="20"/>
-                <w:szCs w:val="20"/>
-                <w:highlight w:val="yellow"/>
-                <w:lang w:val="uk-UA"/>
-              </w:rPr>
-              <w:t>)</w:t>
-            </w:r>
-          </w:p>
-        </w:tc>
-        <w:tc>
-          <w:tcPr>
-            <w:tcW w:w="1701" w:type="dxa"/>
-            <w:tcBorders>
-              <w:top w:val="single" w:sz="4" w:space="0" w:color="auto"/>
-              <w:left w:val="single" w:sz="4" w:space="0" w:color="auto"/>
-              <w:bottom w:val="single" w:sz="4" w:space="0" w:color="auto"/>
-              <w:right w:val="single" w:sz="4" w:space="0" w:color="auto"/>
-            </w:tcBorders>
-            <w:vAlign w:val="center"/>
-          </w:tcPr>
-          <w:p>
-            <w:pPr>
-              <w:pStyle w:val="a3"/>
-              <w:ind w:right="-120"/>
-              <w:jc w:val="center"/>
-              <w:rPr>
-                <w:b/>
-                <w:bCs/>
-                <w:sz w:val="20"/>
-                <w:szCs w:val="20"/>
-                <w:highlight w:val="yellow"/>
-                <w:lang w:val="uk-UA"/>
-              </w:rPr>
-            </w:pPr>
-            <w:r>
-              <w:rPr>
-                <w:b/>
-                <w:bCs/>
-                <w:sz w:val="20"/>
-                <w:szCs w:val="20"/>
-                <w:highlight w:val="yellow"/>
-                <w:lang w:val="uk-UA"/>
-              </w:rPr>
-              <w:t>Частота</w:t>
-            </w:r>
-          </w:p>
-        </w:tc>
-      </w:tr>
-      <w:tr>
-        <w:trPr>
-          <w:trHeight w:val="285"/>
-        </w:trPr>
-        <w:tc>
-          <w:tcPr>
-            <w:tcW w:w="1243" w:type="dxa"/>
-            <w:tcBorders>
-              <w:top w:val="single" w:sz="4" w:space="0" w:color="auto"/>
-              <w:left w:val="single" w:sz="4" w:space="0" w:color="auto"/>
-              <w:bottom w:val="single" w:sz="4" w:space="0" w:color="auto"/>
-              <w:right w:val="single" w:sz="4" w:space="0" w:color="auto"/>
-            </w:tcBorders>
-          </w:tcPr>
-          <w:p>
-            <w:pPr>
-              <w:pStyle w:val="a3"/>
-              <w:numPr>
-                <w:ilvl w:val="0"/>
-                <w:numId w:val="2"/>
-              </w:numPr>
-              <w:ind w:left="0" w:right="-1" w:firstLine="0"/>
-              <w:jc w:val="center"/>
-              <w:rPr>
-                <w:sz w:val="20"/>
-                <w:szCs w:val="20"/>
-                <w:highlight w:val="yellow"/>
-                <w:lang w:val="uk-UA"/>
-              </w:rPr>
-            </w:pPr>
-          </w:p>
-        </w:tc>
-        <w:tc>
-          <w:tcPr>
-            <w:tcW w:w="3152" w:type="dxa"/>
-            <w:tcBorders>
-              <w:top w:val="single" w:sz="4" w:space="0" w:color="auto"/>
-              <w:left w:val="single" w:sz="4" w:space="0" w:color="auto"/>
-              <w:bottom w:val="single" w:sz="4" w:space="0" w:color="auto"/>
-              <w:right w:val="single" w:sz="4" w:space="0" w:color="auto"/>
-            </w:tcBorders>
-          </w:tcPr>
-          <w:p>
-            <w:pPr>
-              <w:pStyle w:val="a3"/>
-              <w:ind w:right="-1"/>
-              <w:jc w:val="center"/>
-              <w:rPr>
-                <w:sz w:val="20"/>
-                <w:szCs w:val="20"/>
-                <w:highlight w:val="yellow"/>
-                <w:lang w:val="uk-UA"/>
-              </w:rPr>
-            </w:pPr>
-          </w:p>
-        </w:tc>
-        <w:tc>
-          <w:tcPr>
-            <w:tcW w:w="4394" w:type="dxa"/>
-            <w:tcBorders>
-              <w:top w:val="single" w:sz="4" w:space="0" w:color="auto"/>
-              <w:left w:val="single" w:sz="4" w:space="0" w:color="auto"/>
-              <w:bottom w:val="single" w:sz="4" w:space="0" w:color="auto"/>
-              <w:right w:val="single" w:sz="4" w:space="0" w:color="auto"/>
-            </w:tcBorders>
-          </w:tcPr>
-          <w:p>
-            <w:pPr>
-              <w:pStyle w:val="a3"/>
-              <w:ind w:right="-1"/>
-              <w:jc w:val="center"/>
-              <w:rPr>
-                <w:sz w:val="20"/>
-                <w:szCs w:val="20"/>
-                <w:highlight w:val="yellow"/>
-                <w:lang w:val="uk-UA"/>
-              </w:rPr>
-            </w:pPr>
-          </w:p>
-        </w:tc>
-        <w:tc>
-          <w:tcPr>
-            <w:tcW w:w="1701" w:type="dxa"/>
-            <w:tcBorders>
-              <w:top w:val="single" w:sz="4" w:space="0" w:color="auto"/>
-              <w:left w:val="single" w:sz="4" w:space="0" w:color="auto"/>
-              <w:bottom w:val="single" w:sz="4" w:space="0" w:color="auto"/>
-              <w:right w:val="single" w:sz="4" w:space="0" w:color="auto"/>
-            </w:tcBorders>
-          </w:tcPr>
-          <w:p>
-            <w:pPr>
-              <w:pStyle w:val="a3"/>
-              <w:ind w:right="-1" w:firstLine="426"/>
-              <w:jc w:val="center"/>
-              <w:rPr>
-                <w:sz w:val="20"/>
-                <w:szCs w:val="20"/>
-                <w:lang w:val="uk-UA"/>
-              </w:rPr>
-            </w:pPr>
-            <w:r>
-              <w:rPr>
-                <w:sz w:val="20"/>
-                <w:szCs w:val="20"/>
-                <w:highlight w:val="yellow"/>
-                <w:lang w:val="uk-UA"/>
-              </w:rPr>
-              <w:t>______</w:t>
-            </w:r>
-            <w:r>
-              <w:rPr>
-                <w:sz w:val="20"/>
-                <w:szCs w:val="20"/>
-                <w:highlight w:val="yellow"/>
-                <w:lang w:val="uk-UA"/>
-              </w:rPr>
-              <w:t>МГц</w:t>
-            </w:r>
-          </w:p>
-        </w:tc>
-      </w:tr>
-    </w:tbl>
-    <w:p>
-      <w:pPr>
-        <w:pStyle w:val="a3"/>
-        <w:ind w:right="-1" w:firstLine="426"/>
-        <w:rPr>
-          <w:sz w:val="20"/>
-          <w:szCs w:val="20"/>
-        </w:rPr>
-      </w:pPr>
-      <w:r>
-        <w:rPr>
-          <w:sz w:val="20"/>
-          <w:szCs w:val="20"/>
-        </w:rPr>
-        <w:t xml:space="preserve">* вноситься </w:t>
-      </w:r>
-      <w:proofErr w:type="spellStart"/>
-      <w:r>
-        <w:rPr>
-          <w:sz w:val="20"/>
-          <w:szCs w:val="20"/>
-        </w:rPr>
-        <w:t>інформація</w:t>
-      </w:r>
-      <w:proofErr w:type="spellEnd"/>
-      <w:r>
-        <w:rPr>
-          <w:sz w:val="20"/>
-          <w:szCs w:val="20"/>
-        </w:rPr>
-        <w:t xml:space="preserve"> </w:t>
-      </w:r>
-      <w:proofErr w:type="spellStart"/>
-      <w:r>
-        <w:rPr>
-          <w:sz w:val="20"/>
-          <w:szCs w:val="20"/>
-        </w:rPr>
-        <w:t>зазначена</w:t>
-      </w:r>
-      <w:proofErr w:type="spellEnd"/>
-      <w:r>
-        <w:rPr>
-          <w:sz w:val="20"/>
-          <w:szCs w:val="20"/>
-        </w:rPr>
-        <w:t xml:space="preserve"> в </w:t>
-      </w:r>
-      <w:proofErr w:type="spellStart"/>
-      <w:r>
-        <w:rPr>
-          <w:sz w:val="20"/>
-          <w:szCs w:val="20"/>
-        </w:rPr>
-        <w:t>ліцензії</w:t>
-      </w:r>
-      <w:proofErr w:type="spellEnd"/>
-      <w:r>
-        <w:rPr>
-          <w:sz w:val="20"/>
-          <w:szCs w:val="20"/>
-        </w:rPr>
-        <w:t xml:space="preserve"> </w:t>
-      </w:r>
-      <w:proofErr w:type="spellStart"/>
-      <w:r>
-        <w:rPr>
-          <w:sz w:val="20"/>
-          <w:szCs w:val="20"/>
-        </w:rPr>
-        <w:t>Національної</w:t>
-      </w:r>
-      <w:proofErr w:type="spellEnd"/>
-      <w:r>
-        <w:rPr>
-          <w:sz w:val="20"/>
-          <w:szCs w:val="20"/>
-        </w:rPr>
-        <w:t xml:space="preserve"> ради </w:t>
-      </w:r>
-      <w:proofErr w:type="spellStart"/>
-      <w:r>
-        <w:rPr>
-          <w:sz w:val="20"/>
-          <w:szCs w:val="20"/>
-        </w:rPr>
-        <w:t>України</w:t>
-      </w:r>
-      <w:proofErr w:type="spellEnd"/>
-      <w:r>
-        <w:rPr>
-          <w:sz w:val="20"/>
-          <w:szCs w:val="20"/>
-        </w:rPr>
-        <w:t xml:space="preserve"> з </w:t>
-      </w:r>
-      <w:proofErr w:type="spellStart"/>
-      <w:r>
-        <w:rPr>
-          <w:sz w:val="20"/>
-          <w:szCs w:val="20"/>
-        </w:rPr>
-        <w:t>питань</w:t>
-      </w:r>
-      <w:proofErr w:type="spellEnd"/>
-      <w:r>
-        <w:rPr>
-          <w:sz w:val="20"/>
-          <w:szCs w:val="20"/>
-        </w:rPr>
-        <w:t xml:space="preserve"> </w:t>
-      </w:r>
-      <w:proofErr w:type="spellStart"/>
-      <w:r>
-        <w:rPr>
-          <w:sz w:val="20"/>
-          <w:szCs w:val="20"/>
-        </w:rPr>
-        <w:t>телебачення</w:t>
-      </w:r>
-      <w:proofErr w:type="spellEnd"/>
-      <w:r>
-        <w:rPr>
-          <w:sz w:val="20"/>
-          <w:szCs w:val="20"/>
-        </w:rPr>
-        <w:t xml:space="preserve"> і </w:t>
-      </w:r>
-      <w:proofErr w:type="spellStart"/>
-      <w:r>
-        <w:rPr>
-          <w:sz w:val="20"/>
-          <w:szCs w:val="20"/>
-        </w:rPr>
-        <w:t>радіомовлення</w:t>
-      </w:r>
-      <w:proofErr w:type="spellEnd"/>
-    </w:p>
+              <w:insideH w:val="single" w:sz="4" w:space="0" w:color="auto"/>
+              <w:insideV w:val="single" w:sz="4" w:space="0" w:color="auto"/>
+            </w:tblBorders>
+            <w:tblLook w:val="01E0" w:firstRow="1" w:lastRow="1" w:firstColumn="1" w:lastColumn="1" w:noHBand="0" w:noVBand="0"/>
+          </w:tblPr>
+          <w:tblGrid>
+            <w:gridCol w:w="741"/>
+            <w:gridCol w:w="2548"/>
+            <w:gridCol w:w="4962"/>
+            <w:gridCol w:w="2268"/>
+          </w:tblGrid>
+          <w:tr>
+            <w:trPr>
+              <w:trHeight w:val="494"/>
+            </w:trPr>
+            <w:tc>
+              <w:tcPr>
+                <w:tcW w:w="741" w:type="dxa"/>
+                <w:tcBorders>
+                  <w:top w:val="single" w:sz="4" w:space="0" w:color="auto"/>
+                  <w:left w:val="single" w:sz="4" w:space="0" w:color="auto"/>
+                  <w:bottom w:val="single" w:sz="4" w:space="0" w:color="auto"/>
+                  <w:right w:val="single" w:sz="4" w:space="0" w:color="auto"/>
+                </w:tcBorders>
+                <w:vAlign w:val="center"/>
+                <w:hideMark/>
+              </w:tcPr>
+              <w:p>
+                <w:pPr>
+                  <w:pStyle w:val="a3"/>
+                  <w:ind w:right="-141"/>
+                  <w:rPr>
+                    <w:rFonts w:ascii="Verdana" w:hAnsi="Verdana" w:cs="Times New Roman CYR"/>
+                    <w:sz w:val="20"/>
+                    <w:szCs w:val="20"/>
+                  </w:rPr>
+                </w:pPr>
+                <w:r>
+                  <w:rPr>
+                    <w:rFonts w:ascii="Times New Roman CYR" w:hAnsi="Times New Roman CYR" w:cs="Times New Roman CYR"/>
+                    <w:b/>
+                    <w:bCs/>
+                    <w:sz w:val="20"/>
+                    <w:szCs w:val="20"/>
+                  </w:rPr>
+                  <w:t>№ з/п</w:t>
+                </w:r>
+              </w:p>
+            </w:tc>
+            <w:tc>
+              <w:tcPr>
+                <w:tcW w:w="2548" w:type="dxa"/>
+                <w:tcBorders>
+                  <w:top w:val="single" w:sz="4" w:space="0" w:color="auto"/>
+                  <w:left w:val="single" w:sz="4" w:space="0" w:color="auto"/>
+                  <w:bottom w:val="single" w:sz="4" w:space="0" w:color="auto"/>
+                  <w:right w:val="single" w:sz="4" w:space="0" w:color="auto"/>
+                </w:tcBorders>
+                <w:vAlign w:val="center"/>
+              </w:tcPr>
+              <w:p>
+                <w:pPr>
+                  <w:ind w:right="-141"/>
+                  <w:jc w:val="center"/>
+                  <w:rPr>
+                    <w:b w:val="0"/>
+                    <w:sz w:val="20"/>
+                    <w:szCs w:val="20"/>
+                    <w:lang w:val="uk-UA" w:eastAsia="ru-RU"/>
+                  </w:rPr>
+                </w:pPr>
+                <w:proofErr w:type="spellStart"/>
+                <w:r>
+                  <w:rPr>
+                    <w:sz w:val="20"/>
+                    <w:szCs w:val="20"/>
+                  </w:rPr>
+                  <w:t>Позивний</w:t>
+                </w:r>
+                <w:proofErr w:type="spellEnd"/>
+              </w:p>
+            </w:tc>
+            <w:tc>
+              <w:tcPr>
+                <w:tcW w:w="4962" w:type="dxa"/>
+                <w:tcBorders>
+                  <w:top w:val="single" w:sz="4" w:space="0" w:color="auto"/>
+                  <w:left w:val="single" w:sz="4" w:space="0" w:color="auto"/>
+                  <w:bottom w:val="single" w:sz="4" w:space="0" w:color="auto"/>
+                  <w:right w:val="single" w:sz="4" w:space="0" w:color="auto"/>
+                </w:tcBorders>
+                <w:vAlign w:val="center"/>
+                <w:hideMark/>
+              </w:tcPr>
+              <w:p>
+                <w:pPr>
+                  <w:pStyle w:val="a3"/>
+                  <w:ind w:left="-142" w:right="0" w:firstLine="142"/>
+                  <w:jc w:val="center"/>
+                  <w:rPr>
+                    <w:b/>
+                    <w:bCs/>
+                    <w:sz w:val="20"/>
+                    <w:szCs w:val="20"/>
+                  </w:rPr>
+                </w:pPr>
+                <w:proofErr w:type="spellStart"/>
+                <w:r>
+                  <w:rPr>
+                    <w:b/>
+                    <w:bCs/>
+                    <w:sz w:val="20"/>
+                    <w:szCs w:val="20"/>
+                  </w:rPr>
+                  <w:t>Адміністративна</w:t>
+                </w:r>
+                <w:proofErr w:type="spellEnd"/>
+                <w:r>
+                  <w:rPr>
+                    <w:b/>
+                    <w:bCs/>
+                    <w:sz w:val="20"/>
+                    <w:szCs w:val="20"/>
+                  </w:rPr>
+                  <w:t xml:space="preserve"> </w:t>
+                </w:r>
+                <w:proofErr w:type="spellStart"/>
+                <w:r>
+                  <w:rPr>
+                    <w:b/>
+                    <w:bCs/>
+                    <w:sz w:val="20"/>
+                    <w:szCs w:val="20"/>
+                  </w:rPr>
+                  <w:t>одиниця</w:t>
+                </w:r>
+                <w:proofErr w:type="spellEnd"/>
+              </w:p>
+              <w:p>
+                <w:pPr>
+                  <w:overflowPunct w:val="0"/>
+                  <w:adjustRightInd w:val="0"/>
+                  <w:ind w:right="-141"/>
+                  <w:jc w:val="center"/>
+                  <w:textAlignment w:val="baseline"/>
+                  <w:rPr>
+                    <w:rFonts w:ascii="Verdana" w:hAnsi="Verdana" w:cs="Times New Roman CYR"/>
+                    <w:sz w:val="20"/>
+                    <w:szCs w:val="20"/>
+                  </w:rPr>
+                </w:pPr>
+                <w:r>
+                  <w:rPr>
+                    <w:rFonts w:ascii="Times New Roman CYR" w:hAnsi="Times New Roman CYR" w:cs="Times New Roman CYR"/>
+                    <w:i/>
+                    <w:sz w:val="20"/>
+                    <w:szCs w:val="20"/>
+                    <w:lang w:val="uk-UA" w:eastAsia="ru-RU"/>
+                  </w:rPr>
+                  <w:t>(назва області, району на території України)</w:t>
+                </w:r>
+              </w:p>
+            </w:tc>
+            <w:tc>
+              <w:tcPr>
+                <w:tcW w:w="2268" w:type="dxa"/>
+                <w:tcBorders>
+                  <w:top w:val="single" w:sz="4" w:space="0" w:color="auto"/>
+                  <w:left w:val="single" w:sz="4" w:space="0" w:color="auto"/>
+                  <w:bottom w:val="single" w:sz="4" w:space="0" w:color="auto"/>
+                  <w:right w:val="single" w:sz="4" w:space="0" w:color="auto"/>
+                </w:tcBorders>
+                <w:vAlign w:val="center"/>
+                <w:hideMark/>
+              </w:tcPr>
+              <w:p>
+                <w:pPr>
+                  <w:pStyle w:val="a3"/>
+                  <w:ind w:right="-141"/>
+                  <w:jc w:val="center"/>
+                  <w:rPr>
+                    <w:rFonts w:ascii="Verdana" w:hAnsi="Verdana" w:cs="Times New Roman CYR"/>
+                    <w:b/>
+                    <w:sz w:val="20"/>
+                    <w:szCs w:val="20"/>
+                  </w:rPr>
+                </w:pPr>
+                <w:r>
+                  <w:rPr>
+                    <w:b/>
+                    <w:bCs/>
+                    <w:sz w:val="20"/>
+                    <w:szCs w:val="20"/>
+                  </w:rPr>
+                  <w:t>Частота</w:t>
+                </w:r>
+                <w:r>
+                  <w:rPr>
+                    <w:b/>
+                    <w:bCs/>
+                    <w:sz w:val="20"/>
+                    <w:szCs w:val="20"/>
+                  </w:rPr>
+                  <w:t xml:space="preserve"> </w:t>
+                </w:r>
+                <w:r>
+                  <w:rPr>
+                    <w:rFonts w:ascii="Times New Roman CYR" w:hAnsi="Times New Roman CYR" w:cs="Times New Roman CYR"/>
+                    <w:i/>
+                    <w:sz w:val="20"/>
+                    <w:szCs w:val="20"/>
+                  </w:rPr>
+                  <w:t>(МГц)</w:t>
+                </w:r>
+              </w:p>
+            </w:tc>
+          </w:tr>
+        </w:tbl>
+        <w:p>
+          <w:pPr>
+            <w:pStyle w:val="a3"/>
+            <w:ind w:right="-1" w:firstLine="426"/>
+            <w:rPr>
+              <w:sz w:val="20"/>
+              <w:szCs w:val="20"/>
+            </w:rPr>
+          </w:pPr>
+        </w:p>
+      </w:sdtContent>
+    </w:sdt>
     <w:p>
       <w:pPr>
         <w:pStyle w:val="a3"/>
@@ -4679,150 +4501,129 @@
           <w:sz w:val="20"/>
           <w:szCs w:val="20"/>
         </w:rPr>
-        <w:t xml:space="preserve">а </w:t>
-      </w:r>
-      <w:proofErr w:type="spellStart"/>
-      <w:r>
-        <w:rPr>
-          <w:sz w:val="20"/>
-          <w:szCs w:val="20"/>
-        </w:rPr>
-        <w:t>Користувач</w:t>
-      </w:r>
-      <w:proofErr w:type="spellEnd"/>
-      <w:r>
-        <w:rPr>
-          <w:sz w:val="20"/>
-          <w:szCs w:val="20"/>
-        </w:rPr>
-        <w:t xml:space="preserve"> </w:t>
-      </w:r>
-      <w:proofErr w:type="spellStart"/>
-      <w:r>
-        <w:rPr>
-          <w:sz w:val="20"/>
-          <w:szCs w:val="20"/>
-        </w:rPr>
-        <w:t>зобов’язується</w:t>
-      </w:r>
-      <w:proofErr w:type="spellEnd"/>
-      <w:r>
-        <w:rPr>
-          <w:sz w:val="20"/>
-          <w:szCs w:val="20"/>
-        </w:rPr>
-        <w:t xml:space="preserve"> </w:t>
-      </w:r>
-      <w:proofErr w:type="spellStart"/>
-      <w:r>
-        <w:rPr>
-          <w:sz w:val="20"/>
-          <w:szCs w:val="20"/>
-        </w:rPr>
-        <w:t>виплачувати</w:t>
-      </w:r>
-      <w:proofErr w:type="spellEnd"/>
-      <w:r>
-        <w:rPr>
-          <w:sz w:val="20"/>
-          <w:szCs w:val="20"/>
-        </w:rPr>
-        <w:t xml:space="preserve"> </w:t>
-      </w:r>
-      <w:r>
-        <w:rPr>
-          <w:sz w:val="20"/>
-          <w:szCs w:val="20"/>
-        </w:rPr>
-        <w:t>ГО УААСП</w:t>
-      </w:r>
-      <w:r>
-        <w:rPr>
-          <w:sz w:val="20"/>
-          <w:szCs w:val="20"/>
-        </w:rPr>
-        <w:t xml:space="preserve"> </w:t>
-      </w:r>
-      <w:proofErr w:type="spellStart"/>
-      <w:r>
-        <w:rPr>
-          <w:sz w:val="20"/>
-          <w:szCs w:val="20"/>
-        </w:rPr>
-        <w:t>авторську</w:t>
-      </w:r>
-      <w:proofErr w:type="spellEnd"/>
-      <w:r>
-        <w:rPr>
-          <w:sz w:val="20"/>
-          <w:szCs w:val="20"/>
-        </w:rPr>
-        <w:t xml:space="preserve"> </w:t>
-      </w:r>
-      <w:proofErr w:type="spellStart"/>
-      <w:r>
-        <w:rPr>
-          <w:sz w:val="20"/>
-          <w:szCs w:val="20"/>
-        </w:rPr>
-        <w:t>винагороду</w:t>
-      </w:r>
-      <w:proofErr w:type="spellEnd"/>
-      <w:r>
-        <w:rPr>
-          <w:sz w:val="20"/>
-          <w:szCs w:val="20"/>
-        </w:rPr>
-        <w:t xml:space="preserve"> (</w:t>
-      </w:r>
-      <w:proofErr w:type="spellStart"/>
-      <w:r>
-        <w:rPr>
-          <w:sz w:val="20"/>
-          <w:szCs w:val="20"/>
-        </w:rPr>
-        <w:t>роялті</w:t>
-      </w:r>
-      <w:proofErr w:type="spellEnd"/>
-      <w:r>
-        <w:rPr>
-          <w:sz w:val="20"/>
-          <w:szCs w:val="20"/>
-        </w:rPr>
-        <w:t xml:space="preserve">) </w:t>
-      </w:r>
-      <w:proofErr w:type="spellStart"/>
-      <w:r>
-        <w:rPr>
-          <w:sz w:val="20"/>
-          <w:szCs w:val="20"/>
-        </w:rPr>
-        <w:t>відповідно</w:t>
-      </w:r>
-      <w:proofErr w:type="spellEnd"/>
-      <w:r>
-        <w:rPr>
-          <w:sz w:val="20"/>
-          <w:szCs w:val="20"/>
-        </w:rPr>
-        <w:t xml:space="preserve"> до </w:t>
-      </w:r>
-      <w:proofErr w:type="spellStart"/>
-      <w:r>
-        <w:rPr>
-          <w:sz w:val="20"/>
-          <w:szCs w:val="20"/>
-        </w:rPr>
-        <w:t>даного</w:t>
-      </w:r>
-      <w:proofErr w:type="spellEnd"/>
-      <w:r>
-        <w:rPr>
-          <w:sz w:val="20"/>
-          <w:szCs w:val="20"/>
-        </w:rPr>
-        <w:t xml:space="preserve"> Договору та Закону.</w:t>
-      </w:r>
+        <w:t xml:space="preserve">* вноситься </w:t>
+      </w:r>
+      <w:proofErr w:type="spellStart"/>
+      <w:r>
+        <w:rPr>
+          <w:sz w:val="20"/>
+          <w:szCs w:val="20"/>
+        </w:rPr>
+        <w:t>інформація</w:t>
+      </w:r>
+      <w:proofErr w:type="spellEnd"/>
+      <w:r>
+        <w:rPr>
+          <w:sz w:val="20"/>
+          <w:szCs w:val="20"/>
+        </w:rPr>
+        <w:t xml:space="preserve"> </w:t>
+      </w:r>
+      <w:proofErr w:type="spellStart"/>
+      <w:r>
+        <w:rPr>
+          <w:sz w:val="20"/>
+          <w:szCs w:val="20"/>
+        </w:rPr>
+        <w:t>зазначена</w:t>
+      </w:r>
+      <w:proofErr w:type="spellEnd"/>
+      <w:r>
+        <w:rPr>
+          <w:sz w:val="20"/>
+          <w:szCs w:val="20"/>
+        </w:rPr>
+        <w:t xml:space="preserve"> в </w:t>
+      </w:r>
+      <w:proofErr w:type="spellStart"/>
+      <w:r>
+        <w:rPr>
+          <w:sz w:val="20"/>
+          <w:szCs w:val="20"/>
+        </w:rPr>
+        <w:t>ліцензії</w:t>
+      </w:r>
+      <w:proofErr w:type="spellEnd"/>
+      <w:r>
+        <w:rPr>
+          <w:sz w:val="20"/>
+          <w:szCs w:val="20"/>
+        </w:rPr>
+        <w:t xml:space="preserve"> </w:t>
+      </w:r>
+      <w:proofErr w:type="spellStart"/>
+      <w:r>
+        <w:rPr>
+          <w:sz w:val="20"/>
+          <w:szCs w:val="20"/>
+        </w:rPr>
+        <w:t>Національної</w:t>
+      </w:r>
+      <w:proofErr w:type="spellEnd"/>
+      <w:r>
+        <w:rPr>
+          <w:sz w:val="20"/>
+          <w:szCs w:val="20"/>
+        </w:rPr>
+        <w:t xml:space="preserve"> ради </w:t>
+      </w:r>
+      <w:proofErr w:type="spellStart"/>
+      <w:r>
+        <w:rPr>
+          <w:sz w:val="20"/>
+          <w:szCs w:val="20"/>
+        </w:rPr>
+        <w:t>України</w:t>
+      </w:r>
+      <w:proofErr w:type="spellEnd"/>
+      <w:r>
+        <w:rPr>
+          <w:sz w:val="20"/>
+          <w:szCs w:val="20"/>
+        </w:rPr>
+        <w:t xml:space="preserve"> з </w:t>
+      </w:r>
+      <w:proofErr w:type="spellStart"/>
+      <w:r>
+        <w:rPr>
+          <w:sz w:val="20"/>
+          <w:szCs w:val="20"/>
+        </w:rPr>
+        <w:t>питань</w:t>
+      </w:r>
+      <w:proofErr w:type="spellEnd"/>
+      <w:r>
+        <w:rPr>
+          <w:sz w:val="20"/>
+          <w:szCs w:val="20"/>
+        </w:rPr>
+        <w:t xml:space="preserve"> </w:t>
+      </w:r>
+      <w:proofErr w:type="spellStart"/>
+      <w:r>
+        <w:rPr>
+          <w:sz w:val="20"/>
+          <w:szCs w:val="20"/>
+        </w:rPr>
+        <w:t>телебачення</w:t>
+      </w:r>
+      <w:proofErr w:type="spellEnd"/>
+      <w:r>
+        <w:rPr>
+          <w:sz w:val="20"/>
+          <w:szCs w:val="20"/>
+        </w:rPr>
+        <w:t xml:space="preserve"> і </w:t>
+      </w:r>
+      <w:proofErr w:type="spellStart"/>
+      <w:r>
+        <w:rPr>
+          <w:sz w:val="20"/>
+          <w:szCs w:val="20"/>
+        </w:rPr>
+        <w:t>радіомовлення</w:t>
+      </w:r>
+      <w:proofErr w:type="spellEnd"/>
     </w:p>
     <w:p>
       <w:pPr>
@@ -4833,6 +4634,175 @@
           <w:szCs w:val="20"/>
         </w:rPr>
       </w:pPr>
+    </w:p>
+    <w:p>
+      <w:pPr>
+        <w:pStyle w:val="a3"/>
+        <w:ind w:right="-1" w:firstLine="426"/>
+        <w:rPr>
+          <w:sz w:val="20"/>
+          <w:szCs w:val="20"/>
+        </w:rPr>
+      </w:pPr>
+      <w:r>
+        <w:rPr>
+          <w:sz w:val="20"/>
+          <w:szCs w:val="20"/>
+        </w:rPr>
+        <w:t xml:space="preserve">а </w:t>
+      </w:r>
+      <w:proofErr w:type="spellStart"/>
+      <w:r>
+        <w:rPr>
+          <w:sz w:val="20"/>
+          <w:szCs w:val="20"/>
+        </w:rPr>
+        <w:t>Користувач</w:t>
+      </w:r>
+      <w:proofErr w:type="spellEnd"/>
+      <w:r>
+        <w:rPr>
+          <w:sz w:val="20"/>
+          <w:szCs w:val="20"/>
+        </w:rPr>
+        <w:t xml:space="preserve"> </w:t>
+      </w:r>
+      <w:proofErr w:type="spellStart"/>
+      <w:r>
+        <w:rPr>
+          <w:sz w:val="20"/>
+          <w:szCs w:val="20"/>
+        </w:rPr>
+        <w:t>зобов’язується</w:t>
+      </w:r>
+      <w:proofErr w:type="spellEnd"/>
+      <w:r>
+        <w:rPr>
+          <w:sz w:val="20"/>
+          <w:szCs w:val="20"/>
+        </w:rPr>
+        <w:t xml:space="preserve"> </w:t>
+      </w:r>
+      <w:proofErr w:type="spellStart"/>
+      <w:r>
+        <w:rPr>
+          <w:sz w:val="20"/>
+          <w:szCs w:val="20"/>
+        </w:rPr>
+        <w:t>виплачувати</w:t>
+      </w:r>
+      <w:proofErr w:type="spellEnd"/>
+      <w:r>
+        <w:rPr>
+          <w:sz w:val="20"/>
+          <w:szCs w:val="20"/>
+        </w:rPr>
+        <w:t xml:space="preserve"> </w:t>
+      </w:r>
+      <w:r>
+        <w:rPr>
+          <w:sz w:val="20"/>
+          <w:szCs w:val="20"/>
+        </w:rPr>
+        <w:t>ГО УААСП</w:t>
+      </w:r>
+      <w:r>
+        <w:rPr>
+          <w:sz w:val="20"/>
+          <w:szCs w:val="20"/>
+        </w:rPr>
+        <w:t xml:space="preserve"> </w:t>
+      </w:r>
+      <w:proofErr w:type="spellStart"/>
+      <w:r>
+        <w:rPr>
+          <w:sz w:val="20"/>
+          <w:szCs w:val="20"/>
+        </w:rPr>
+        <w:t>авторську</w:t>
+      </w:r>
+      <w:proofErr w:type="spellEnd"/>
+      <w:r>
+        <w:rPr>
+          <w:sz w:val="20"/>
+          <w:szCs w:val="20"/>
+        </w:rPr>
+        <w:t xml:space="preserve"> </w:t>
+      </w:r>
+      <w:proofErr w:type="spellStart"/>
+      <w:r>
+        <w:rPr>
+          <w:sz w:val="20"/>
+          <w:szCs w:val="20"/>
+        </w:rPr>
+        <w:t>винагороду</w:t>
+      </w:r>
+      <w:proofErr w:type="spellEnd"/>
+      <w:r>
+        <w:rPr>
+          <w:sz w:val="20"/>
+          <w:szCs w:val="20"/>
+        </w:rPr>
+        <w:t xml:space="preserve"> (</w:t>
+      </w:r>
+      <w:proofErr w:type="spellStart"/>
+      <w:r>
+        <w:rPr>
+          <w:sz w:val="20"/>
+          <w:szCs w:val="20"/>
+        </w:rPr>
+        <w:t>роялті</w:t>
+      </w:r>
+      <w:proofErr w:type="spellEnd"/>
+      <w:r>
+        <w:rPr>
+          <w:sz w:val="20"/>
+          <w:szCs w:val="20"/>
+        </w:rPr>
+        <w:t xml:space="preserve">) </w:t>
+      </w:r>
+      <w:proofErr w:type="spellStart"/>
+      <w:r>
+        <w:rPr>
+          <w:sz w:val="20"/>
+          <w:szCs w:val="20"/>
+        </w:rPr>
+        <w:t>відповідно</w:t>
+      </w:r>
+      <w:proofErr w:type="spellEnd"/>
+      <w:r>
+        <w:rPr>
+          <w:sz w:val="20"/>
+          <w:szCs w:val="20"/>
+        </w:rPr>
+        <w:t xml:space="preserve"> до </w:t>
+      </w:r>
+      <w:proofErr w:type="spellStart"/>
+      <w:r>
+        <w:rPr>
+          <w:sz w:val="20"/>
+          <w:szCs w:val="20"/>
+        </w:rPr>
+        <w:t>даного</w:t>
+      </w:r>
+      <w:proofErr w:type="spellEnd"/>
+      <w:r>
+        <w:rPr>
+          <w:sz w:val="20"/>
+          <w:szCs w:val="20"/>
+        </w:rPr>
+        <w:t xml:space="preserve"> Договору та Закону.</w:t>
+      </w:r>
+    </w:p>
+    <w:p>
+      <w:pPr>
+        <w:pStyle w:val="a3"/>
+        <w:ind w:right="-1" w:firstLine="426"/>
+        <w:rPr>
+          <w:sz w:val="20"/>
+          <w:szCs w:val="20"/>
+        </w:rPr>
+      </w:pPr>
       <w:r>
         <w:rPr>
           <w:sz w:val="20"/>
@@ -5154,6 +5124,7 @@
           <w:sz w:val="20"/>
           <w:szCs w:val="20"/>
         </w:rPr>
+        <w:lastRenderedPageBreak/>
         <w:t>сповіщення</w:t>
       </w:r>
       <w:proofErr w:type="spellEnd"/>
@@ -5339,7 +5310,6 @@
           <w:sz w:val="20"/>
           <w:szCs w:val="20"/>
         </w:rPr>
-        <w:lastRenderedPageBreak/>
         <w:t xml:space="preserve">2.3. Даний </w:t>
       </w:r>
       <w:proofErr w:type="spellStart"/>
@@ -7188,6 +7158,7 @@
           <w15:appearance w15:val="tags"/>
           <w:text/>
         </w:sdtPr>
+        <w:sdtEndPr/>
         <w:sdtContent>
           <w:r>
             <w:rPr>
@@ -7224,6 +7195,7 @@
           <w15:appearance w15:val="tags"/>
           <w:text/>
         </w:sdtPr>
+        <w:sdtEndPr/>
         <w:sdtContent>
           <w:r>
             <w:rPr>
@@ -7251,7 +7223,6 @@
         </w:rPr>
         <w:t xml:space="preserve"> </w:t>
       </w:r>
-      <w:proofErr w:type="spellStart"/>
       <w:r>
         <w:rPr>
           <w:b/>
@@ -7259,9 +7230,8 @@
           <w:sz w:val="20"/>
           <w:szCs w:val="20"/>
         </w:rPr>
-        <w:t>відсотки</w:t>
-      </w:r>
-      <w:proofErr w:type="spellEnd"/>
+        <w:t>%</w:t>
+      </w:r>
       <w:r>
         <w:rPr>
           <w:b/>
@@ -7386,6 +7356,7 @@
           <w15:appearance w15:val="tags"/>
           <w:text/>
         </w:sdtPr>
+        <w:sdtEndPr/>
         <w:sdtContent>
           <w:r>
             <w:rPr>
@@ -7403,7 +7374,15 @@
           <w:sz w:val="20"/>
           <w:szCs w:val="20"/>
         </w:rPr>
-        <w:t xml:space="preserve"> (</w:t>
+        <w:t xml:space="preserve"> </w:t>
+      </w:r>
+      <w:r>
+        <w:rPr>
+          <w:bCs/>
+          <w:sz w:val="20"/>
+          <w:szCs w:val="20"/>
+        </w:rPr>
+        <w:t>(</w:t>
       </w:r>
       <w:sdt>
         <w:sdtPr>
@@ -7422,6 +7401,7 @@
           <w15:appearance w15:val="tags"/>
           <w:text/>
         </w:sdtPr>
+        <w:sdtEndPr/>
         <w:sdtContent>
           <w:r>
             <w:rPr>
@@ -7434,12 +7414,20 @@
       </w:sdt>
       <w:r>
         <w:rPr>
+          <w:bCs/>
+          <w:sz w:val="20"/>
+          <w:szCs w:val="20"/>
+        </w:rPr>
+        <w:t>)</w:t>
+      </w:r>
+      <w:r>
+        <w:rPr>
           <w:b/>
           <w:bCs/>
           <w:sz w:val="20"/>
           <w:szCs w:val="20"/>
         </w:rPr>
-        <w:t xml:space="preserve">) грн. </w:t>
+        <w:t xml:space="preserve"> грн. </w:t>
       </w:r>
       <w:sdt>
         <w:sdtPr>
@@ -7459,6 +7447,7 @@
           <w15:appearance w15:val="tags"/>
           <w:text/>
         </w:sdtPr>
+        <w:sdtEndPr/>
         <w:sdtContent>
           <w:r>
             <w:rPr>
@@ -7552,6 +7541,7 @@
           <w15:appearance w15:val="tags"/>
           <w:text/>
         </w:sdtPr>
+        <w:sdtEndPr/>
         <w:sdtContent>
           <w:r>
             <w:rPr>
@@ -7996,6 +7986,7 @@
           <w15:appearance w15:val="tags"/>
           <w:text/>
         </w:sdtPr>
+        <w:sdtEndPr/>
         <w:sdtContent>
           <w:r>
             <w:rPr>
@@ -11698,15 +11689,8 @@
           <w:rFonts w:ascii="Times New Roman" w:hAnsi="Times New Roman" w:cs="Times New Roman"/>
           <w:color w:val="212121"/>
         </w:rPr>
-        <w:t xml:space="preserve">Вимога (претензія) вважається належним чином доставленою з дати її отримання Користувачем або з дати доставки такої вимоги (претензії) за юридичною адресою Користувача або останньою відомою ГО УААСП поштовою адресою Користувача </w:t>
-      </w:r>
-      <w:r>
-        <w:rPr>
-          <w:rFonts w:ascii="Times New Roman" w:hAnsi="Times New Roman" w:cs="Times New Roman"/>
-          <w:color w:val="212121"/>
-        </w:rPr>
         <w:lastRenderedPageBreak/>
-        <w:t>- в разі відмови Користувача від отримання вимоги (претензії) або повернення листа за закінченням терміну зберігання, або вибуття адресата.</w:t>
+        <w:t>Вимога (претензія) вважається належним чином доставленою з дати її отримання Користувачем або з дати доставки такої вимоги (претензії) за юридичною адресою Користувача або останньою відомою ГО УААСП поштовою адресою Користувача - в разі відмови Користувача від отримання вимоги (претензії) або повернення листа за закінченням терміну зберігання, або вибуття адресата.</w:t>
       </w:r>
     </w:p>
     <w:p>
@@ -16290,11 +16274,615 @@
             <w:sz w:val="20"/>
             <w:szCs w:val="20"/>
           </w:rPr>
-          <w:alias w:val="docDateEndC"/>
-          <w:tag w:val="docDateEndC"/>
+          <w:alias w:val="docDateEnd"/>
+          <w:tag w:val="docDateEnd"/>
           <w:id w:val="1553884469"/>
           <w:placeholder>
             <w:docPart w:val="1768B6620037454BA3704CF67F14AC4A"/>
+          </w:placeholder>
+          <w:showingPlcHdr/>
+          <w15:appearance w15:val="tags"/>
+          <w:text/>
+        </w:sdtPr>
+        <w:sdtEndPr/>
+        <w:sdtContent>
+          <w:r>
+            <w:rPr>
+              <w:rStyle w:val="af0"/>
+            </w:rPr>
+            <w:t>Место для ввода текста.</w:t>
+          </w:r>
+        </w:sdtContent>
+      </w:sdt>
+      <w:bookmarkEnd w:id="7"/>
+      <w:r>
+        <w:rPr>
+          <w:sz w:val="20"/>
+          <w:szCs w:val="20"/>
+        </w:rPr>
+        <w:t xml:space="preserve"> </w:t>
+      </w:r>
+      <w:r>
+        <w:rPr>
+          <w:b/>
+          <w:sz w:val="20"/>
+          <w:szCs w:val="20"/>
+        </w:rPr>
+        <w:t>року</w:t>
+      </w:r>
+      <w:r>
+        <w:rPr>
+          <w:sz w:val="20"/>
+          <w:szCs w:val="20"/>
+        </w:rPr>
+        <w:t>;</w:t>
+      </w:r>
+      <w:r>
+        <w:rPr>
+          <w:sz w:val="20"/>
+          <w:szCs w:val="20"/>
+        </w:rPr>
+        <w:t xml:space="preserve"> при </w:t>
+      </w:r>
+      <w:proofErr w:type="spellStart"/>
+      <w:r>
+        <w:rPr>
+          <w:sz w:val="20"/>
+          <w:szCs w:val="20"/>
+        </w:rPr>
+        <w:t>цьому</w:t>
+      </w:r>
+      <w:proofErr w:type="spellEnd"/>
+      <w:r>
+        <w:rPr>
+          <w:sz w:val="20"/>
+          <w:szCs w:val="20"/>
+        </w:rPr>
+        <w:t xml:space="preserve">, </w:t>
+      </w:r>
+      <w:proofErr w:type="spellStart"/>
+      <w:r>
+        <w:rPr>
+          <w:sz w:val="20"/>
+          <w:szCs w:val="20"/>
+        </w:rPr>
+        <w:t>всі</w:t>
+      </w:r>
+      <w:proofErr w:type="spellEnd"/>
+      <w:r>
+        <w:rPr>
+          <w:sz w:val="20"/>
+          <w:szCs w:val="20"/>
+        </w:rPr>
+        <w:t xml:space="preserve"> </w:t>
+      </w:r>
+      <w:proofErr w:type="spellStart"/>
+      <w:r>
+        <w:rPr>
+          <w:sz w:val="20"/>
+          <w:szCs w:val="20"/>
+        </w:rPr>
+        <w:t>зобов’язання</w:t>
+      </w:r>
+      <w:proofErr w:type="spellEnd"/>
+      <w:r>
+        <w:rPr>
+          <w:sz w:val="20"/>
+          <w:szCs w:val="20"/>
+        </w:rPr>
+        <w:t xml:space="preserve"> </w:t>
+      </w:r>
+      <w:proofErr w:type="spellStart"/>
+      <w:r>
+        <w:rPr>
+          <w:sz w:val="20"/>
+          <w:szCs w:val="20"/>
+        </w:rPr>
+        <w:t>Користувача</w:t>
+      </w:r>
+      <w:proofErr w:type="spellEnd"/>
+      <w:r>
+        <w:rPr>
+          <w:sz w:val="20"/>
+          <w:szCs w:val="20"/>
+        </w:rPr>
+        <w:t xml:space="preserve">, </w:t>
+      </w:r>
+      <w:proofErr w:type="spellStart"/>
+      <w:r>
+        <w:rPr>
+          <w:sz w:val="20"/>
+          <w:szCs w:val="20"/>
+        </w:rPr>
+        <w:t>що</w:t>
+      </w:r>
+      <w:proofErr w:type="spellEnd"/>
+      <w:r>
+        <w:rPr>
+          <w:sz w:val="20"/>
+          <w:szCs w:val="20"/>
+        </w:rPr>
+        <w:t xml:space="preserve"> </w:t>
+      </w:r>
+      <w:proofErr w:type="spellStart"/>
+      <w:r>
+        <w:rPr>
+          <w:sz w:val="20"/>
+          <w:szCs w:val="20"/>
+        </w:rPr>
+        <w:t>виникли</w:t>
+      </w:r>
+      <w:proofErr w:type="spellEnd"/>
+      <w:r>
+        <w:rPr>
+          <w:sz w:val="20"/>
+          <w:szCs w:val="20"/>
+        </w:rPr>
+        <w:t xml:space="preserve"> </w:t>
+      </w:r>
+      <w:proofErr w:type="spellStart"/>
+      <w:r>
+        <w:rPr>
+          <w:sz w:val="20"/>
+          <w:szCs w:val="20"/>
+        </w:rPr>
+        <w:t>під</w:t>
+      </w:r>
+      <w:proofErr w:type="spellEnd"/>
+      <w:r>
+        <w:rPr>
+          <w:sz w:val="20"/>
+          <w:szCs w:val="20"/>
+        </w:rPr>
+        <w:t xml:space="preserve"> час </w:t>
+      </w:r>
+      <w:proofErr w:type="spellStart"/>
+      <w:r>
+        <w:rPr>
+          <w:sz w:val="20"/>
+          <w:szCs w:val="20"/>
+        </w:rPr>
+        <w:t>дії</w:t>
+      </w:r>
+      <w:proofErr w:type="spellEnd"/>
+      <w:r>
+        <w:rPr>
+          <w:sz w:val="20"/>
+          <w:szCs w:val="20"/>
+        </w:rPr>
+        <w:t xml:space="preserve"> </w:t>
+      </w:r>
+      <w:proofErr w:type="spellStart"/>
+      <w:r>
+        <w:rPr>
+          <w:sz w:val="20"/>
+          <w:szCs w:val="20"/>
+        </w:rPr>
+        <w:t>даного</w:t>
+      </w:r>
+      <w:proofErr w:type="spellEnd"/>
+      <w:r>
+        <w:rPr>
+          <w:sz w:val="20"/>
+          <w:szCs w:val="20"/>
+        </w:rPr>
+        <w:t xml:space="preserve"> Договору, </w:t>
+      </w:r>
+      <w:proofErr w:type="spellStart"/>
+      <w:r>
+        <w:rPr>
+          <w:sz w:val="20"/>
+          <w:szCs w:val="20"/>
+        </w:rPr>
+        <w:t>залишаються</w:t>
+      </w:r>
+      <w:proofErr w:type="spellEnd"/>
+      <w:r>
+        <w:rPr>
+          <w:sz w:val="20"/>
+          <w:szCs w:val="20"/>
+        </w:rPr>
+        <w:t xml:space="preserve"> в </w:t>
+      </w:r>
+      <w:proofErr w:type="spellStart"/>
+      <w:r>
+        <w:rPr>
+          <w:sz w:val="20"/>
+          <w:szCs w:val="20"/>
+        </w:rPr>
+        <w:t>силі</w:t>
+      </w:r>
+      <w:proofErr w:type="spellEnd"/>
+      <w:r>
+        <w:rPr>
+          <w:sz w:val="20"/>
+          <w:szCs w:val="20"/>
+        </w:rPr>
+        <w:t xml:space="preserve"> до </w:t>
+      </w:r>
+      <w:proofErr w:type="spellStart"/>
+      <w:r>
+        <w:rPr>
+          <w:sz w:val="20"/>
+          <w:szCs w:val="20"/>
+        </w:rPr>
+        <w:t>їх</w:t>
+      </w:r>
+      <w:proofErr w:type="spellEnd"/>
+      <w:r>
+        <w:rPr>
+          <w:sz w:val="20"/>
+          <w:szCs w:val="20"/>
+        </w:rPr>
+        <w:t xml:space="preserve"> </w:t>
+      </w:r>
+      <w:proofErr w:type="spellStart"/>
+      <w:r>
+        <w:rPr>
+          <w:sz w:val="20"/>
+          <w:szCs w:val="20"/>
+        </w:rPr>
+        <w:t>повного</w:t>
+      </w:r>
+      <w:proofErr w:type="spellEnd"/>
+      <w:r>
+        <w:rPr>
+          <w:sz w:val="20"/>
+          <w:szCs w:val="20"/>
+        </w:rPr>
+        <w:t xml:space="preserve"> </w:t>
+      </w:r>
+      <w:proofErr w:type="spellStart"/>
+      <w:r>
+        <w:rPr>
+          <w:sz w:val="20"/>
+          <w:szCs w:val="20"/>
+        </w:rPr>
+        <w:t>виконання</w:t>
+      </w:r>
+      <w:proofErr w:type="spellEnd"/>
+      <w:r>
+        <w:rPr>
+          <w:sz w:val="20"/>
+          <w:szCs w:val="20"/>
+        </w:rPr>
+        <w:t xml:space="preserve">. </w:t>
+      </w:r>
+    </w:p>
+    <w:p>
+      <w:pPr>
+        <w:rPr>
+          <w:b w:val="0"/>
+          <w:sz w:val="20"/>
+          <w:szCs w:val="20"/>
+          <w:lang w:val="uk-UA"/>
+        </w:rPr>
+      </w:pPr>
+      <w:r>
+        <w:rPr>
+          <w:b w:val="0"/>
+          <w:sz w:val="20"/>
+          <w:szCs w:val="20"/>
+          <w:lang w:val="uk-UA"/>
+        </w:rPr>
+        <w:t xml:space="preserve">         </w:t>
+      </w:r>
+      <w:r>
+        <w:rPr>
+          <w:b w:val="0"/>
+          <w:sz w:val="20"/>
+          <w:szCs w:val="20"/>
+        </w:rPr>
+        <w:t xml:space="preserve">5.2. </w:t>
+      </w:r>
+      <w:r>
+        <w:rPr>
+          <w:b w:val="0"/>
+          <w:sz w:val="20"/>
+          <w:szCs w:val="20"/>
+          <w:lang w:val="uk-UA"/>
+        </w:rPr>
+        <w:t>Якщо С</w:t>
+      </w:r>
+      <w:r>
+        <w:rPr>
+          <w:b w:val="0"/>
+          <w:sz w:val="20"/>
+          <w:szCs w:val="20"/>
+          <w:lang w:val="uk-UA"/>
+        </w:rPr>
+        <w:t xml:space="preserve">торони не заперечують, </w:t>
+      </w:r>
+      <w:proofErr w:type="gramStart"/>
+      <w:r>
+        <w:rPr>
+          <w:b w:val="0"/>
+          <w:sz w:val="20"/>
+          <w:szCs w:val="20"/>
+          <w:lang w:val="uk-UA"/>
+        </w:rPr>
+        <w:t>д</w:t>
+      </w:r>
+      <w:proofErr w:type="spellStart"/>
+      <w:r>
+        <w:rPr>
+          <w:b w:val="0"/>
+          <w:sz w:val="20"/>
+          <w:szCs w:val="20"/>
+        </w:rPr>
+        <w:t>ія</w:t>
+      </w:r>
+      <w:proofErr w:type="spellEnd"/>
+      <w:r>
+        <w:rPr>
+          <w:b w:val="0"/>
+          <w:sz w:val="20"/>
+          <w:szCs w:val="20"/>
+        </w:rPr>
+        <w:t xml:space="preserve">  </w:t>
+      </w:r>
+      <w:proofErr w:type="spellStart"/>
+      <w:r>
+        <w:rPr>
+          <w:b w:val="0"/>
+          <w:sz w:val="20"/>
+          <w:szCs w:val="20"/>
+        </w:rPr>
+        <w:t>даного</w:t>
+      </w:r>
+      <w:proofErr w:type="spellEnd"/>
+      <w:proofErr w:type="gramEnd"/>
+      <w:r>
+        <w:rPr>
+          <w:b w:val="0"/>
+          <w:sz w:val="20"/>
+          <w:szCs w:val="20"/>
+        </w:rPr>
+        <w:t xml:space="preserve"> Договору автоматично </w:t>
+      </w:r>
+      <w:proofErr w:type="spellStart"/>
+      <w:r>
+        <w:rPr>
+          <w:b w:val="0"/>
+          <w:sz w:val="20"/>
+          <w:szCs w:val="20"/>
+        </w:rPr>
+        <w:t>продовжується</w:t>
+      </w:r>
+      <w:proofErr w:type="spellEnd"/>
+      <w:r>
+        <w:rPr>
+          <w:b w:val="0"/>
+          <w:sz w:val="20"/>
+          <w:szCs w:val="20"/>
+        </w:rPr>
+        <w:t xml:space="preserve"> </w:t>
+      </w:r>
+      <w:proofErr w:type="spellStart"/>
+      <w:r>
+        <w:rPr>
+          <w:b w:val="0"/>
+          <w:sz w:val="20"/>
+          <w:szCs w:val="20"/>
+        </w:rPr>
+        <w:t>строком</w:t>
+      </w:r>
+      <w:proofErr w:type="spellEnd"/>
+      <w:r>
+        <w:rPr>
+          <w:b w:val="0"/>
+          <w:sz w:val="20"/>
+          <w:szCs w:val="20"/>
+        </w:rPr>
+        <w:t xml:space="preserve"> на 1 </w:t>
+      </w:r>
+      <w:proofErr w:type="spellStart"/>
+      <w:r>
+        <w:rPr>
+          <w:b w:val="0"/>
+          <w:sz w:val="20"/>
+          <w:szCs w:val="20"/>
+        </w:rPr>
+        <w:t>рік</w:t>
+      </w:r>
+      <w:proofErr w:type="spellEnd"/>
+      <w:r>
+        <w:rPr>
+          <w:b w:val="0"/>
+          <w:sz w:val="20"/>
+          <w:szCs w:val="20"/>
+        </w:rPr>
+        <w:t xml:space="preserve"> з </w:t>
+      </w:r>
+      <w:proofErr w:type="spellStart"/>
+      <w:r>
+        <w:rPr>
+          <w:b w:val="0"/>
+          <w:sz w:val="20"/>
+          <w:szCs w:val="20"/>
+        </w:rPr>
+        <w:t>одночасним</w:t>
+      </w:r>
+      <w:proofErr w:type="spellEnd"/>
+      <w:r>
+        <w:rPr>
+          <w:b w:val="0"/>
+          <w:sz w:val="20"/>
+          <w:szCs w:val="20"/>
+        </w:rPr>
+        <w:t xml:space="preserve"> </w:t>
+      </w:r>
+      <w:proofErr w:type="spellStart"/>
+      <w:r>
+        <w:rPr>
+          <w:b w:val="0"/>
+          <w:sz w:val="20"/>
+          <w:szCs w:val="20"/>
+        </w:rPr>
+        <w:t>підвищенням</w:t>
+      </w:r>
+      <w:proofErr w:type="spellEnd"/>
+      <w:r>
+        <w:rPr>
+          <w:b w:val="0"/>
+          <w:sz w:val="20"/>
+          <w:szCs w:val="20"/>
+        </w:rPr>
+        <w:t xml:space="preserve"> </w:t>
+      </w:r>
+      <w:proofErr w:type="spellStart"/>
+      <w:r>
+        <w:rPr>
+          <w:b w:val="0"/>
+          <w:sz w:val="20"/>
+          <w:szCs w:val="20"/>
+        </w:rPr>
+        <w:t>розміру</w:t>
+      </w:r>
+      <w:proofErr w:type="spellEnd"/>
+      <w:r>
+        <w:rPr>
+          <w:b w:val="0"/>
+          <w:sz w:val="20"/>
+          <w:szCs w:val="20"/>
+        </w:rPr>
+        <w:t xml:space="preserve"> </w:t>
+      </w:r>
+      <w:proofErr w:type="spellStart"/>
+      <w:r>
+        <w:rPr>
+          <w:b w:val="0"/>
+          <w:sz w:val="20"/>
+          <w:szCs w:val="20"/>
+        </w:rPr>
+        <w:t>мінімального</w:t>
+      </w:r>
+      <w:proofErr w:type="spellEnd"/>
+      <w:r>
+        <w:rPr>
+          <w:b w:val="0"/>
+          <w:sz w:val="20"/>
+          <w:szCs w:val="20"/>
+        </w:rPr>
+        <w:t xml:space="preserve"> платежу </w:t>
+      </w:r>
+      <w:proofErr w:type="spellStart"/>
+      <w:r>
+        <w:rPr>
+          <w:b w:val="0"/>
+          <w:sz w:val="20"/>
+          <w:szCs w:val="20"/>
+        </w:rPr>
+        <w:t>авторської</w:t>
+      </w:r>
+      <w:proofErr w:type="spellEnd"/>
+      <w:r>
+        <w:rPr>
+          <w:b w:val="0"/>
+          <w:sz w:val="20"/>
+          <w:szCs w:val="20"/>
+        </w:rPr>
+        <w:t xml:space="preserve"> </w:t>
+      </w:r>
+      <w:proofErr w:type="spellStart"/>
+      <w:r>
+        <w:rPr>
+          <w:b w:val="0"/>
+          <w:sz w:val="20"/>
+          <w:szCs w:val="20"/>
+        </w:rPr>
+        <w:t>винагороди</w:t>
+      </w:r>
+      <w:proofErr w:type="spellEnd"/>
+      <w:r>
+        <w:rPr>
+          <w:b w:val="0"/>
+          <w:sz w:val="20"/>
+          <w:szCs w:val="20"/>
+        </w:rPr>
+        <w:t xml:space="preserve">, </w:t>
+      </w:r>
+      <w:proofErr w:type="spellStart"/>
+      <w:r>
+        <w:rPr>
+          <w:b w:val="0"/>
+          <w:sz w:val="20"/>
+          <w:szCs w:val="20"/>
+        </w:rPr>
+        <w:t>зазнач</w:t>
+      </w:r>
+      <w:r>
+        <w:rPr>
+          <w:b w:val="0"/>
+          <w:sz w:val="20"/>
+          <w:szCs w:val="20"/>
+        </w:rPr>
+        <w:t>еної</w:t>
+      </w:r>
+      <w:proofErr w:type="spellEnd"/>
+      <w:r>
+        <w:rPr>
+          <w:b w:val="0"/>
+          <w:sz w:val="20"/>
+          <w:szCs w:val="20"/>
+        </w:rPr>
+        <w:t xml:space="preserve"> за </w:t>
+      </w:r>
+      <w:proofErr w:type="spellStart"/>
+      <w:r>
+        <w:rPr>
+          <w:b w:val="0"/>
+          <w:sz w:val="20"/>
+          <w:szCs w:val="20"/>
+        </w:rPr>
+        <w:t>попередній</w:t>
+      </w:r>
+      <w:proofErr w:type="spellEnd"/>
+      <w:r>
+        <w:rPr>
+          <w:b w:val="0"/>
+          <w:sz w:val="20"/>
+          <w:szCs w:val="20"/>
+        </w:rPr>
+        <w:t xml:space="preserve"> </w:t>
+      </w:r>
+      <w:proofErr w:type="spellStart"/>
+      <w:r>
+        <w:rPr>
+          <w:b w:val="0"/>
+          <w:sz w:val="20"/>
+          <w:szCs w:val="20"/>
+        </w:rPr>
+        <w:t>рік</w:t>
+      </w:r>
+      <w:proofErr w:type="spellEnd"/>
+      <w:r>
+        <w:rPr>
+          <w:b w:val="0"/>
+          <w:sz w:val="20"/>
+          <w:szCs w:val="20"/>
+        </w:rPr>
+        <w:t xml:space="preserve"> на </w:t>
+      </w:r>
+      <w:r>
+        <w:rPr>
+          <w:b w:val="0"/>
+          <w:sz w:val="20"/>
+          <w:szCs w:val="20"/>
+        </w:rPr>
+        <w:t xml:space="preserve"> </w:t>
+      </w:r>
+      <w:sdt>
+        <w:sdtPr>
+          <w:rPr>
+            <w:sz w:val="20"/>
+            <w:szCs w:val="20"/>
+          </w:rPr>
+          <w:alias w:val="prcntPrl"/>
+          <w:tag w:val="prcntPrl"/>
+          <w:id w:val="973418347"/>
+          <w:placeholder>
+            <w:docPart w:val="A85E8E2DD3D346A39EBC10A3E8F62B71"/>
           </w:placeholder>
           <w:showingPlcHdr/>
           <w15:appearance w15:val="tags"/>
@@ -16309,642 +16897,114 @@
           </w:r>
         </w:sdtContent>
       </w:sdt>
-      <w:bookmarkEnd w:id="7"/>
-      <w:r>
-        <w:rPr>
-          <w:sz w:val="20"/>
-          <w:szCs w:val="20"/>
-        </w:rPr>
-        <w:t xml:space="preserve"> </w:t>
-      </w:r>
-      <w:r>
-        <w:rPr>
-          <w:sz w:val="20"/>
-          <w:szCs w:val="20"/>
-        </w:rPr>
-        <w:t>року;</w:t>
-      </w:r>
-      <w:r>
-        <w:rPr>
-          <w:sz w:val="20"/>
-          <w:szCs w:val="20"/>
-        </w:rPr>
-        <w:t xml:space="preserve"> при </w:t>
-      </w:r>
-      <w:proofErr w:type="spellStart"/>
-      <w:r>
-        <w:rPr>
-          <w:sz w:val="20"/>
-          <w:szCs w:val="20"/>
-        </w:rPr>
-        <w:t>цьому</w:t>
-      </w:r>
-      <w:proofErr w:type="spellEnd"/>
-      <w:r>
-        <w:rPr>
-          <w:sz w:val="20"/>
-          <w:szCs w:val="20"/>
-        </w:rPr>
-        <w:t xml:space="preserve">, </w:t>
-      </w:r>
-      <w:proofErr w:type="spellStart"/>
-      <w:r>
-        <w:rPr>
-          <w:sz w:val="20"/>
-          <w:szCs w:val="20"/>
-        </w:rPr>
-        <w:t>всі</w:t>
-      </w:r>
-      <w:proofErr w:type="spellEnd"/>
-      <w:r>
-        <w:rPr>
-          <w:sz w:val="20"/>
-          <w:szCs w:val="20"/>
-        </w:rPr>
-        <w:t xml:space="preserve"> </w:t>
-      </w:r>
-      <w:proofErr w:type="spellStart"/>
-      <w:r>
-        <w:rPr>
-          <w:sz w:val="20"/>
-          <w:szCs w:val="20"/>
-        </w:rPr>
-        <w:t>зобов’язання</w:t>
-      </w:r>
-      <w:proofErr w:type="spellEnd"/>
-      <w:r>
-        <w:rPr>
-          <w:sz w:val="20"/>
-          <w:szCs w:val="20"/>
-        </w:rPr>
-        <w:t xml:space="preserve"> </w:t>
-      </w:r>
-      <w:proofErr w:type="spellStart"/>
-      <w:r>
-        <w:rPr>
-          <w:sz w:val="20"/>
-          <w:szCs w:val="20"/>
-        </w:rPr>
-        <w:t>Користувача</w:t>
-      </w:r>
-      <w:proofErr w:type="spellEnd"/>
-      <w:r>
-        <w:rPr>
-          <w:sz w:val="20"/>
-          <w:szCs w:val="20"/>
-        </w:rPr>
-        <w:t xml:space="preserve">, </w:t>
-      </w:r>
-      <w:proofErr w:type="spellStart"/>
-      <w:r>
-        <w:rPr>
-          <w:sz w:val="20"/>
-          <w:szCs w:val="20"/>
-        </w:rPr>
-        <w:t>що</w:t>
-      </w:r>
-      <w:proofErr w:type="spellEnd"/>
-      <w:r>
-        <w:rPr>
-          <w:sz w:val="20"/>
-          <w:szCs w:val="20"/>
-        </w:rPr>
-        <w:t xml:space="preserve"> </w:t>
-      </w:r>
-      <w:proofErr w:type="spellStart"/>
-      <w:r>
-        <w:rPr>
-          <w:sz w:val="20"/>
-          <w:szCs w:val="20"/>
-        </w:rPr>
-        <w:t>виникли</w:t>
-      </w:r>
-      <w:proofErr w:type="spellEnd"/>
-      <w:r>
-        <w:rPr>
-          <w:sz w:val="20"/>
-          <w:szCs w:val="20"/>
-        </w:rPr>
-        <w:t xml:space="preserve"> </w:t>
-      </w:r>
-      <w:proofErr w:type="spellStart"/>
-      <w:r>
-        <w:rPr>
-          <w:sz w:val="20"/>
-          <w:szCs w:val="20"/>
-        </w:rPr>
-        <w:t>під</w:t>
-      </w:r>
-      <w:proofErr w:type="spellEnd"/>
-      <w:r>
-        <w:rPr>
-          <w:sz w:val="20"/>
-          <w:szCs w:val="20"/>
-        </w:rPr>
-        <w:t xml:space="preserve"> час </w:t>
-      </w:r>
-      <w:proofErr w:type="spellStart"/>
-      <w:r>
-        <w:rPr>
-          <w:sz w:val="20"/>
-          <w:szCs w:val="20"/>
-        </w:rPr>
-        <w:t>дії</w:t>
-      </w:r>
-      <w:proofErr w:type="spellEnd"/>
-      <w:r>
-        <w:rPr>
-          <w:sz w:val="20"/>
-          <w:szCs w:val="20"/>
-        </w:rPr>
-        <w:t xml:space="preserve"> </w:t>
-      </w:r>
-      <w:proofErr w:type="spellStart"/>
-      <w:r>
-        <w:rPr>
-          <w:sz w:val="20"/>
-          <w:szCs w:val="20"/>
-        </w:rPr>
-        <w:t>даного</w:t>
-      </w:r>
-      <w:proofErr w:type="spellEnd"/>
-      <w:r>
-        <w:rPr>
-          <w:sz w:val="20"/>
-          <w:szCs w:val="20"/>
-        </w:rPr>
-        <w:t xml:space="preserve"> Договору, </w:t>
-      </w:r>
-      <w:proofErr w:type="spellStart"/>
-      <w:r>
-        <w:rPr>
-          <w:sz w:val="20"/>
-          <w:szCs w:val="20"/>
-        </w:rPr>
-        <w:t>залишаються</w:t>
-      </w:r>
-      <w:proofErr w:type="spellEnd"/>
-      <w:r>
-        <w:rPr>
-          <w:sz w:val="20"/>
-          <w:szCs w:val="20"/>
-        </w:rPr>
-        <w:t xml:space="preserve"> в </w:t>
-      </w:r>
-      <w:proofErr w:type="spellStart"/>
-      <w:r>
-        <w:rPr>
-          <w:sz w:val="20"/>
-          <w:szCs w:val="20"/>
-        </w:rPr>
-        <w:t>силі</w:t>
-      </w:r>
-      <w:proofErr w:type="spellEnd"/>
-      <w:r>
-        <w:rPr>
-          <w:sz w:val="20"/>
-          <w:szCs w:val="20"/>
-        </w:rPr>
-        <w:t xml:space="preserve"> до </w:t>
-      </w:r>
-      <w:proofErr w:type="spellStart"/>
-      <w:r>
-        <w:rPr>
-          <w:sz w:val="20"/>
-          <w:szCs w:val="20"/>
-        </w:rPr>
-        <w:t>їх</w:t>
-      </w:r>
-      <w:proofErr w:type="spellEnd"/>
-      <w:r>
-        <w:rPr>
-          <w:sz w:val="20"/>
-          <w:szCs w:val="20"/>
-        </w:rPr>
-        <w:t xml:space="preserve"> </w:t>
-      </w:r>
-      <w:proofErr w:type="spellStart"/>
-      <w:r>
-        <w:rPr>
-          <w:sz w:val="20"/>
-          <w:szCs w:val="20"/>
-        </w:rPr>
-        <w:t>повного</w:t>
-      </w:r>
-      <w:proofErr w:type="spellEnd"/>
-      <w:r>
-        <w:rPr>
-          <w:sz w:val="20"/>
-          <w:szCs w:val="20"/>
-        </w:rPr>
-        <w:t xml:space="preserve"> </w:t>
-      </w:r>
-      <w:proofErr w:type="spellStart"/>
-      <w:r>
-        <w:rPr>
-          <w:sz w:val="20"/>
-          <w:szCs w:val="20"/>
-        </w:rPr>
-        <w:t>виконання</w:t>
-      </w:r>
-      <w:proofErr w:type="spellEnd"/>
-      <w:r>
-        <w:rPr>
+      <w:r>
+        <w:rPr>
+          <w:b w:val="0"/>
+          <w:sz w:val="20"/>
+          <w:szCs w:val="20"/>
+        </w:rPr>
+        <w:t xml:space="preserve"> (</w:t>
+      </w:r>
+      <w:sdt>
+        <w:sdtPr>
+          <w:rPr>
+            <w:b w:val="0"/>
+            <w:sz w:val="20"/>
+            <w:szCs w:val="20"/>
+          </w:rPr>
+          <w:alias w:val="prcntPrlText"/>
+          <w:tag w:val="prcntPrlText"/>
+          <w:id w:val="-492410048"/>
+          <w:placeholder>
+            <w:docPart w:val="A85E8E2DD3D346A39EBC10A3E8F62B71"/>
+          </w:placeholder>
+          <w:showingPlcHdr/>
+          <w15:appearance w15:val="tags"/>
+          <w:text/>
+        </w:sdtPr>
+        <w:sdtContent>
+          <w:r>
+            <w:rPr>
+              <w:rStyle w:val="af0"/>
+            </w:rPr>
+            <w:t>Место для ввода текста.</w:t>
+          </w:r>
+        </w:sdtContent>
+      </w:sdt>
+      <w:r>
+        <w:rPr>
+          <w:b w:val="0"/>
+          <w:sz w:val="20"/>
+          <w:szCs w:val="20"/>
+        </w:rPr>
+        <w:t>)</w:t>
+      </w:r>
+      <w:r>
+        <w:rPr>
+          <w:b w:val="0"/>
+          <w:sz w:val="20"/>
+          <w:szCs w:val="20"/>
+        </w:rPr>
+        <w:t xml:space="preserve"> </w:t>
+      </w:r>
+      <w:r>
+        <w:rPr>
+          <w:b w:val="0"/>
+          <w:sz w:val="20"/>
+          <w:szCs w:val="20"/>
+        </w:rPr>
+        <w:t xml:space="preserve"> </w:t>
+      </w:r>
+      <w:r>
+        <w:rPr>
+          <w:sz w:val="20"/>
+          <w:szCs w:val="20"/>
+        </w:rPr>
+        <w:t>%</w:t>
+      </w:r>
+      <w:r>
+        <w:rPr>
+          <w:b w:val="0"/>
+          <w:sz w:val="20"/>
+          <w:szCs w:val="20"/>
+        </w:rPr>
+        <w:t xml:space="preserve">  - і так </w:t>
+      </w:r>
+      <w:proofErr w:type="spellStart"/>
+      <w:r>
+        <w:rPr>
+          <w:b w:val="0"/>
+          <w:sz w:val="20"/>
+          <w:szCs w:val="20"/>
+        </w:rPr>
+        <w:t>із</w:t>
+      </w:r>
+      <w:proofErr w:type="spellEnd"/>
+      <w:r>
+        <w:rPr>
+          <w:b w:val="0"/>
+          <w:sz w:val="20"/>
+          <w:szCs w:val="20"/>
+        </w:rPr>
+        <w:t xml:space="preserve"> року в </w:t>
+      </w:r>
+      <w:proofErr w:type="spellStart"/>
+      <w:r>
+        <w:rPr>
+          <w:b w:val="0"/>
+          <w:sz w:val="20"/>
+          <w:szCs w:val="20"/>
+        </w:rPr>
+        <w:t>рік</w:t>
+      </w:r>
+      <w:proofErr w:type="spellEnd"/>
+      <w:r>
+        <w:rPr>
+          <w:b w:val="0"/>
           <w:sz w:val="20"/>
           <w:szCs w:val="20"/>
         </w:rPr>
         <w:t xml:space="preserve">. </w:t>
-      </w:r>
-    </w:p>
-    <w:p>
-      <w:pPr>
-        <w:pStyle w:val="a3"/>
-        <w:ind w:right="0"/>
-        <w:rPr>
-          <w:sz w:val="20"/>
-          <w:szCs w:val="20"/>
-          <w:lang w:val="uk-UA"/>
-        </w:rPr>
-      </w:pPr>
-      <w:r>
-        <w:rPr>
-          <w:sz w:val="20"/>
-          <w:szCs w:val="20"/>
-          <w:lang w:val="uk-UA"/>
-        </w:rPr>
-        <w:t xml:space="preserve">         </w:t>
-      </w:r>
-      <w:r>
-        <w:rPr>
-          <w:sz w:val="20"/>
-          <w:szCs w:val="20"/>
-          <w:highlight w:val="yellow"/>
-        </w:rPr>
-        <w:t xml:space="preserve">5.2. </w:t>
-      </w:r>
-      <w:r>
-        <w:rPr>
-          <w:sz w:val="20"/>
-          <w:szCs w:val="20"/>
-          <w:highlight w:val="yellow"/>
-          <w:lang w:val="uk-UA"/>
-        </w:rPr>
-        <w:t>Якщо С</w:t>
-      </w:r>
-      <w:r>
-        <w:rPr>
-          <w:sz w:val="20"/>
-          <w:szCs w:val="20"/>
-          <w:highlight w:val="yellow"/>
-          <w:lang w:val="uk-UA"/>
-        </w:rPr>
-        <w:t xml:space="preserve">торони не заперечують, </w:t>
-      </w:r>
-      <w:proofErr w:type="gramStart"/>
-      <w:r>
-        <w:rPr>
-          <w:sz w:val="20"/>
-          <w:szCs w:val="20"/>
-          <w:highlight w:val="yellow"/>
-          <w:lang w:val="uk-UA"/>
-        </w:rPr>
-        <w:t>д</w:t>
-      </w:r>
-      <w:proofErr w:type="spellStart"/>
-      <w:r>
-        <w:rPr>
-          <w:sz w:val="20"/>
-          <w:szCs w:val="20"/>
-          <w:highlight w:val="yellow"/>
-        </w:rPr>
-        <w:t>ія</w:t>
-      </w:r>
-      <w:proofErr w:type="spellEnd"/>
-      <w:r>
-        <w:rPr>
-          <w:sz w:val="20"/>
-          <w:szCs w:val="20"/>
-          <w:highlight w:val="yellow"/>
-        </w:rPr>
-        <w:t xml:space="preserve">  </w:t>
-      </w:r>
-      <w:proofErr w:type="spellStart"/>
-      <w:r>
-        <w:rPr>
-          <w:sz w:val="20"/>
-          <w:szCs w:val="20"/>
-          <w:highlight w:val="yellow"/>
-        </w:rPr>
-        <w:t>даного</w:t>
-      </w:r>
-      <w:proofErr w:type="spellEnd"/>
-      <w:proofErr w:type="gramEnd"/>
-      <w:r>
-        <w:rPr>
-          <w:sz w:val="20"/>
-          <w:szCs w:val="20"/>
-          <w:highlight w:val="yellow"/>
-        </w:rPr>
-        <w:t xml:space="preserve"> Договору автоматично </w:t>
-      </w:r>
-      <w:proofErr w:type="spellStart"/>
-      <w:r>
-        <w:rPr>
-          <w:sz w:val="20"/>
-          <w:szCs w:val="20"/>
-          <w:highlight w:val="yellow"/>
-        </w:rPr>
-        <w:t>продовжується</w:t>
-      </w:r>
-      <w:proofErr w:type="spellEnd"/>
-      <w:r>
-        <w:rPr>
-          <w:sz w:val="20"/>
-          <w:szCs w:val="20"/>
-          <w:highlight w:val="yellow"/>
-        </w:rPr>
-        <w:t xml:space="preserve"> </w:t>
-      </w:r>
-      <w:proofErr w:type="spellStart"/>
-      <w:r>
-        <w:rPr>
-          <w:sz w:val="20"/>
-          <w:szCs w:val="20"/>
-          <w:highlight w:val="yellow"/>
-        </w:rPr>
-        <w:t>строком</w:t>
-      </w:r>
-      <w:proofErr w:type="spellEnd"/>
-      <w:r>
-        <w:rPr>
-          <w:sz w:val="20"/>
-          <w:szCs w:val="20"/>
-          <w:highlight w:val="yellow"/>
-        </w:rPr>
-        <w:t xml:space="preserve"> на 1 </w:t>
-      </w:r>
-      <w:proofErr w:type="spellStart"/>
-      <w:r>
-        <w:rPr>
-          <w:sz w:val="20"/>
-          <w:szCs w:val="20"/>
-          <w:highlight w:val="yellow"/>
-        </w:rPr>
-        <w:t>рік</w:t>
-      </w:r>
-      <w:proofErr w:type="spellEnd"/>
-      <w:r>
-        <w:rPr>
-          <w:sz w:val="20"/>
-          <w:szCs w:val="20"/>
-          <w:highlight w:val="yellow"/>
-        </w:rPr>
-        <w:t xml:space="preserve"> з </w:t>
-      </w:r>
-      <w:proofErr w:type="spellStart"/>
-      <w:r>
-        <w:rPr>
-          <w:sz w:val="20"/>
-          <w:szCs w:val="20"/>
-          <w:highlight w:val="yellow"/>
-        </w:rPr>
-        <w:t>одночасним</w:t>
-      </w:r>
-      <w:proofErr w:type="spellEnd"/>
-      <w:r>
-        <w:rPr>
-          <w:sz w:val="20"/>
-          <w:szCs w:val="20"/>
-          <w:highlight w:val="yellow"/>
-        </w:rPr>
-        <w:t xml:space="preserve"> </w:t>
-      </w:r>
-      <w:proofErr w:type="spellStart"/>
-      <w:r>
-        <w:rPr>
-          <w:sz w:val="20"/>
-          <w:szCs w:val="20"/>
-          <w:highlight w:val="yellow"/>
-        </w:rPr>
-        <w:t>підвищенням</w:t>
-      </w:r>
-      <w:proofErr w:type="spellEnd"/>
-      <w:r>
-        <w:rPr>
-          <w:sz w:val="20"/>
-          <w:szCs w:val="20"/>
-          <w:highlight w:val="yellow"/>
-        </w:rPr>
-        <w:t xml:space="preserve"> </w:t>
-      </w:r>
-      <w:proofErr w:type="spellStart"/>
-      <w:r>
-        <w:rPr>
-          <w:sz w:val="20"/>
-          <w:szCs w:val="20"/>
-          <w:highlight w:val="yellow"/>
-        </w:rPr>
-        <w:t>розміру</w:t>
-      </w:r>
-      <w:proofErr w:type="spellEnd"/>
-      <w:r>
-        <w:rPr>
-          <w:sz w:val="20"/>
-          <w:szCs w:val="20"/>
-          <w:highlight w:val="yellow"/>
-        </w:rPr>
-        <w:t xml:space="preserve"> </w:t>
-      </w:r>
-      <w:proofErr w:type="spellStart"/>
-      <w:r>
-        <w:rPr>
-          <w:sz w:val="20"/>
-          <w:szCs w:val="20"/>
-          <w:highlight w:val="yellow"/>
-        </w:rPr>
-        <w:t>мінімального</w:t>
-      </w:r>
-      <w:proofErr w:type="spellEnd"/>
-      <w:r>
-        <w:rPr>
-          <w:sz w:val="20"/>
-          <w:szCs w:val="20"/>
-          <w:highlight w:val="yellow"/>
-        </w:rPr>
-        <w:t xml:space="preserve"> платежу </w:t>
-      </w:r>
-      <w:proofErr w:type="spellStart"/>
-      <w:r>
-        <w:rPr>
-          <w:sz w:val="20"/>
-          <w:szCs w:val="20"/>
-          <w:highlight w:val="yellow"/>
-        </w:rPr>
-        <w:t>авторської</w:t>
-      </w:r>
-      <w:proofErr w:type="spellEnd"/>
-      <w:r>
-        <w:rPr>
-          <w:sz w:val="20"/>
-          <w:szCs w:val="20"/>
-          <w:highlight w:val="yellow"/>
-        </w:rPr>
-        <w:t xml:space="preserve"> </w:t>
-      </w:r>
-      <w:proofErr w:type="spellStart"/>
-      <w:r>
-        <w:rPr>
-          <w:sz w:val="20"/>
-          <w:szCs w:val="20"/>
-          <w:highlight w:val="yellow"/>
-        </w:rPr>
-        <w:t>винагороди</w:t>
-      </w:r>
-      <w:proofErr w:type="spellEnd"/>
-      <w:r>
-        <w:rPr>
-          <w:sz w:val="20"/>
-          <w:szCs w:val="20"/>
-          <w:highlight w:val="yellow"/>
-        </w:rPr>
-        <w:t xml:space="preserve">, </w:t>
-      </w:r>
-      <w:proofErr w:type="spellStart"/>
-      <w:r>
-        <w:rPr>
-          <w:sz w:val="20"/>
-          <w:szCs w:val="20"/>
-          <w:highlight w:val="yellow"/>
-        </w:rPr>
-        <w:t>зазнач</w:t>
-      </w:r>
-      <w:r>
-        <w:rPr>
-          <w:sz w:val="20"/>
-          <w:szCs w:val="20"/>
-          <w:highlight w:val="yellow"/>
-        </w:rPr>
-        <w:t>еної</w:t>
-      </w:r>
-      <w:proofErr w:type="spellEnd"/>
-      <w:r>
-        <w:rPr>
-          <w:sz w:val="20"/>
-          <w:szCs w:val="20"/>
-          <w:highlight w:val="yellow"/>
-        </w:rPr>
-        <w:t xml:space="preserve"> за </w:t>
-      </w:r>
-      <w:proofErr w:type="spellStart"/>
-      <w:r>
-        <w:rPr>
-          <w:sz w:val="20"/>
-          <w:szCs w:val="20"/>
-          <w:highlight w:val="yellow"/>
-        </w:rPr>
-        <w:t>попередній</w:t>
-      </w:r>
-      <w:proofErr w:type="spellEnd"/>
-      <w:r>
-        <w:rPr>
-          <w:sz w:val="20"/>
-          <w:szCs w:val="20"/>
-          <w:highlight w:val="yellow"/>
-        </w:rPr>
-        <w:t xml:space="preserve"> </w:t>
-      </w:r>
-      <w:proofErr w:type="spellStart"/>
-      <w:r>
-        <w:rPr>
-          <w:sz w:val="20"/>
-          <w:szCs w:val="20"/>
-          <w:highlight w:val="yellow"/>
-        </w:rPr>
-        <w:t>рік</w:t>
-      </w:r>
-      <w:proofErr w:type="spellEnd"/>
-      <w:r>
-        <w:rPr>
-          <w:sz w:val="20"/>
-          <w:szCs w:val="20"/>
-          <w:highlight w:val="yellow"/>
-        </w:rPr>
-        <w:t xml:space="preserve"> на </w:t>
-      </w:r>
-      <w:r>
-        <w:rPr>
-          <w:sz w:val="20"/>
-          <w:szCs w:val="20"/>
-          <w:highlight w:val="yellow"/>
-        </w:rPr>
-        <w:t>___</w:t>
-      </w:r>
-      <w:r>
-        <w:rPr>
-          <w:sz w:val="20"/>
-          <w:szCs w:val="20"/>
-          <w:highlight w:val="yellow"/>
-        </w:rPr>
-        <w:t xml:space="preserve"> (</w:t>
-      </w:r>
-      <w:r>
-        <w:rPr>
-          <w:sz w:val="20"/>
-          <w:szCs w:val="20"/>
-          <w:highlight w:val="yellow"/>
-        </w:rPr>
-        <w:t>__________</w:t>
-      </w:r>
-      <w:r>
-        <w:rPr>
-          <w:sz w:val="20"/>
-          <w:szCs w:val="20"/>
-          <w:highlight w:val="yellow"/>
-        </w:rPr>
-        <w:t xml:space="preserve">) %  - і так </w:t>
-      </w:r>
-      <w:proofErr w:type="spellStart"/>
-      <w:r>
-        <w:rPr>
-          <w:sz w:val="20"/>
-          <w:szCs w:val="20"/>
-          <w:highlight w:val="yellow"/>
-        </w:rPr>
-        <w:t>із</w:t>
-      </w:r>
-      <w:proofErr w:type="spellEnd"/>
-      <w:r>
-        <w:rPr>
-          <w:sz w:val="20"/>
-          <w:szCs w:val="20"/>
-          <w:highlight w:val="yellow"/>
-        </w:rPr>
-        <w:t xml:space="preserve"> року в </w:t>
-      </w:r>
-      <w:proofErr w:type="spellStart"/>
-      <w:r>
-        <w:rPr>
-          <w:sz w:val="20"/>
-          <w:szCs w:val="20"/>
-          <w:highlight w:val="yellow"/>
-        </w:rPr>
-        <w:t>рік</w:t>
-      </w:r>
-      <w:proofErr w:type="spellEnd"/>
-      <w:r>
-        <w:rPr>
-          <w:sz w:val="20"/>
-          <w:szCs w:val="20"/>
-          <w:highlight w:val="yellow"/>
-        </w:rPr>
-        <w:t>.</w:t>
-      </w:r>
-      <w:r>
-        <w:rPr>
-          <w:sz w:val="20"/>
-          <w:szCs w:val="20"/>
-        </w:rPr>
-        <w:t xml:space="preserve"> </w:t>
       </w:r>
     </w:p>
     <w:p>
@@ -17411,7 +17471,16 @@
           <w:sz w:val="20"/>
           <w:szCs w:val="20"/>
         </w:rPr>
-        <w:t>згідно</w:t>
+        <w:t>згі</w:t>
+      </w:r>
+      <w:bookmarkStart w:id="8" w:name="_GoBack"/>
+      <w:bookmarkEnd w:id="8"/>
+      <w:r>
+        <w:rPr>
+          <w:sz w:val="20"/>
+          <w:szCs w:val="20"/>
+        </w:rPr>
+        <w:t>дно</w:t>
       </w:r>
       <w:proofErr w:type="spellEnd"/>
       <w:r>
@@ -21794,6 +21863,7 @@
           <w:sz w:val="20"/>
           <w:szCs w:val="20"/>
         </w:rPr>
+        <w:lastRenderedPageBreak/>
         <w:t xml:space="preserve">8.2. </w:t>
       </w:r>
       <w:proofErr w:type="spellStart"/>
@@ -22168,7 +22238,6 @@
           <w:sz w:val="20"/>
           <w:szCs w:val="20"/>
         </w:rPr>
-        <w:lastRenderedPageBreak/>
         <w:t xml:space="preserve">8.3. </w:t>
       </w:r>
       <w:proofErr w:type="spellStart"/>
@@ -25571,7 +25640,7 @@
       </w:tr>
       <w:tr>
         <w:trPr>
-          <w:trHeight w:val="4439"/>
+          <w:trHeight w:val="3958"/>
         </w:trPr>
         <w:tc>
           <w:tcPr>
@@ -26217,16 +26286,16 @@
               <w:textAlignment w:val="baseline"/>
               <w:rPr>
                 <w:b w:val="0"/>
-                <w:sz w:val="16"/>
-                <w:szCs w:val="16"/>
+                <w:sz w:val="20"/>
+                <w:szCs w:val="20"/>
                 <w:lang w:val="uk-UA" w:eastAsia="ru-RU"/>
               </w:rPr>
             </w:pPr>
             <w:sdt>
               <w:sdtPr>
                 <w:rPr>
-                  <w:sz w:val="16"/>
-                  <w:szCs w:val="16"/>
+                  <w:sz w:val="20"/>
+                  <w:szCs w:val="20"/>
                   <w:lang w:val="uk-UA" w:eastAsia="ru-RU"/>
                 </w:rPr>
                 <w:alias w:val="CstName"/>
@@ -26239,6 +26308,7 @@
                 <w15:appearance w15:val="tags"/>
                 <w:text/>
               </w:sdtPr>
+              <w:sdtEndPr/>
               <w:sdtContent>
                 <w:r>
                   <w:rPr>
@@ -26257,15 +26327,15 @@
               <w:textAlignment w:val="baseline"/>
               <w:rPr>
                 <w:bCs w:val="0"/>
-                <w:sz w:val="16"/>
-                <w:szCs w:val="16"/>
+                <w:sz w:val="20"/>
+                <w:szCs w:val="20"/>
                 <w:lang w:val="uk-UA" w:eastAsia="ru-RU"/>
               </w:rPr>
             </w:pPr>
             <w:r>
               <w:rPr>
-                <w:sz w:val="16"/>
-                <w:szCs w:val="16"/>
+                <w:sz w:val="20"/>
+                <w:szCs w:val="20"/>
                 <w:lang w:val="uk-UA" w:eastAsia="ru-RU"/>
               </w:rPr>
               <w:t xml:space="preserve"> </w:t>
@@ -26312,6 +26382,7 @@
                 <w15:appearance w15:val="tags"/>
                 <w:text/>
               </w:sdtPr>
+              <w:sdtEndPr/>
               <w:sdtContent>
                 <w:r>
                   <w:rPr>
@@ -26346,6 +26417,7 @@
             <w:sdt>
               <w:sdtPr>
                 <w:rPr>
+                  <w:b w:val="0"/>
                   <w:bCs w:val="0"/>
                   <w:sz w:val="20"/>
                   <w:szCs w:val="20"/>
@@ -26361,12 +26433,11 @@
                 <w15:appearance w15:val="tags"/>
                 <w:text/>
               </w:sdtPr>
+              <w:sdtEndPr/>
               <w:sdtContent>
                 <w:r>
                   <w:rPr>
-                    <w:b w:val="0"/>
-                    <w:color w:val="808080"/>
-                    <w:lang w:eastAsia="ru-RU"/>
+                    <w:rStyle w:val="af0"/>
                   </w:rPr>
                   <w:t>Место для ввода текста.</w:t>
                 </w:r>
@@ -26412,6 +26483,7 @@
                 <w15:appearance w15:val="tags"/>
                 <w:text/>
               </w:sdtPr>
+              <w:sdtEndPr/>
               <w:sdtContent>
                 <w:r>
                   <w:rPr>
@@ -26472,6 +26544,7 @@
                 <w15:appearance w15:val="tags"/>
                 <w:text/>
               </w:sdtPr>
+              <w:sdtEndPr/>
               <w:sdtContent>
                 <w:r>
                   <w:rPr>
@@ -26501,7 +26574,23 @@
                 <w:szCs w:val="20"/>
                 <w:lang w:val="uk-UA" w:eastAsia="ru-RU"/>
               </w:rPr>
-              <w:t>факс:_____________________________</w:t>
+              <w:t>факс:</w:t>
+            </w:r>
+            <w:r>
+              <w:rPr>
+                <w:sz w:val="20"/>
+                <w:szCs w:val="20"/>
+                <w:lang w:val="uk-UA" w:eastAsia="ru-RU"/>
+              </w:rPr>
+              <w:t xml:space="preserve"> </w:t>
+            </w:r>
+            <w:r>
+              <w:rPr>
+                <w:sz w:val="20"/>
+                <w:szCs w:val="20"/>
+                <w:lang w:val="uk-UA" w:eastAsia="ru-RU"/>
+              </w:rPr>
+              <w:t>_____________________________</w:t>
             </w:r>
           </w:p>
           <w:p>
@@ -26543,6 +26632,7 @@
                 <w15:appearance w15:val="tags"/>
                 <w:text/>
               </w:sdtPr>
+              <w:sdtEndPr/>
               <w:sdtContent>
                 <w:r>
                   <w:rPr>
@@ -26572,7 +26662,23 @@
                 <w:szCs w:val="20"/>
                 <w:lang w:val="uk-UA" w:eastAsia="ru-RU"/>
               </w:rPr>
-              <w:t xml:space="preserve">Банк </w:t>
+              <w:t>Банк</w:t>
+            </w:r>
+            <w:r>
+              <w:rPr>
+                <w:sz w:val="20"/>
+                <w:szCs w:val="20"/>
+                <w:lang w:val="uk-UA" w:eastAsia="ru-RU"/>
+              </w:rPr>
+              <w:t>:</w:t>
+            </w:r>
+            <w:r>
+              <w:rPr>
+                <w:sz w:val="20"/>
+                <w:szCs w:val="20"/>
+                <w:lang w:val="uk-UA" w:eastAsia="ru-RU"/>
+              </w:rPr>
+              <w:t xml:space="preserve"> </w:t>
             </w:r>
             <w:sdt>
               <w:sdtPr>
@@ -26592,6 +26698,7 @@
                 <w15:appearance w15:val="tags"/>
                 <w:text/>
               </w:sdtPr>
+              <w:sdtEndPr/>
               <w:sdtContent>
                 <w:r>
                   <w:rPr>
@@ -26641,6 +26748,7 @@
                 <w15:appearance w15:val="tags"/>
                 <w:text/>
               </w:sdtPr>
+              <w:sdtEndPr/>
               <w:sdtContent>
                 <w:r>
                   <w:rPr>
@@ -26690,6 +26798,7 @@
                 <w15:appearance w15:val="tags"/>
                 <w:text/>
               </w:sdtPr>
+              <w:sdtEndPr/>
               <w:sdtContent>
                 <w:r>
                   <w:rPr>
@@ -26726,24 +26835,27 @@
               <w:sdtPr>
                 <w:rPr>
                   <w:b w:val="0"/>
+                  <w:bCs w:val="0"/>
                   <w:sz w:val="20"/>
                   <w:szCs w:val="20"/>
-                  <w:lang w:val="uk-UA" w:eastAsia="ru-RU"/>
+                  <w:lang w:val="uk-UA"/>
                 </w:rPr>
-                <w:alias w:val="CstAcc"/>
-                <w:tag w:val="CstAcc"/>
-                <w:id w:val="1575388416"/>
+                <w:alias w:val="CstRegNumber"/>
+                <w:tag w:val="CstRegNumber"/>
+                <w:id w:val="-1794891208"/>
                 <w:placeholder>
-                  <w:docPart w:val="4B224519B53342DB8B94122715E8574A"/>
+                  <w:docPart w:val="7E03E23F5DC74522AACCDB70B6722953"/>
                 </w:placeholder>
                 <w:showingPlcHdr/>
                 <w15:appearance w15:val="tags"/>
                 <w:text/>
               </w:sdtPr>
+              <w:sdtEndPr/>
               <w:sdtContent>
                 <w:r>
                   <w:rPr>
                     <w:rStyle w:val="af0"/>
+                    <w:lang w:val="uk-UA"/>
                   </w:rPr>
                   <w:t>Место для ввода текста.</w:t>
                 </w:r>
@@ -26751,11 +26863,88 @@
             </w:sdt>
             <w:r>
               <w:rPr>
+                <w:b w:val="0"/>
+                <w:sz w:val="20"/>
+                <w:szCs w:val="20"/>
+                <w:lang w:val="uk-UA"/>
+              </w:rPr>
+              <w:t xml:space="preserve"> від </w:t>
+            </w:r>
+            <w:sdt>
+              <w:sdtPr>
+                <w:rPr>
+                  <w:b w:val="0"/>
+                  <w:sz w:val="20"/>
+                  <w:szCs w:val="20"/>
+                  <w:lang w:val="uk-UA"/>
+                </w:rPr>
+                <w:alias w:val="CstRegData"/>
+                <w:tag w:val="CstRegData"/>
+                <w:id w:val="1267500302"/>
+                <w:placeholder>
+                  <w:docPart w:val="7E03E23F5DC74522AACCDB70B6722953"/>
+                </w:placeholder>
+                <w:showingPlcHdr/>
+                <w15:appearance w15:val="tags"/>
+                <w:text/>
+              </w:sdtPr>
+              <w:sdtEndPr/>
+              <w:sdtContent>
+                <w:r>
+                  <w:rPr>
+                    <w:rStyle w:val="af0"/>
+                    <w:lang w:val="uk-UA"/>
+                  </w:rPr>
+                  <w:t>Место для ввода текста.</w:t>
+                </w:r>
+              </w:sdtContent>
+            </w:sdt>
+            <w:r>
+              <w:rPr>
                 <w:sz w:val="20"/>
                 <w:szCs w:val="20"/>
                 <w:lang w:val="uk-UA" w:eastAsia="ru-RU"/>
               </w:rPr>
-              <w:t xml:space="preserve"> від </w:t>
+              <w:t xml:space="preserve"> </w:t>
+            </w:r>
+            <w:r>
+              <w:rPr>
+                <w:b w:val="0"/>
+                <w:sz w:val="20"/>
+                <w:szCs w:val="20"/>
+                <w:lang w:val="uk-UA" w:eastAsia="ru-RU"/>
+              </w:rPr>
+              <w:t>р.</w:t>
+            </w:r>
+          </w:p>
+          <w:p>
+            <w:pPr>
+              <w:overflowPunct w:val="0"/>
+              <w:adjustRightInd w:val="0"/>
+              <w:ind w:right="-108"/>
+              <w:textAlignment w:val="baseline"/>
+              <w:rPr>
+                <w:bCs w:val="0"/>
+                <w:sz w:val="20"/>
+                <w:szCs w:val="20"/>
+                <w:lang w:eastAsia="ru-RU"/>
+              </w:rPr>
+            </w:pPr>
+            <w:r>
+              <w:rPr>
+                <w:sz w:val="20"/>
+                <w:szCs w:val="20"/>
+                <w:lang w:val="uk-UA" w:eastAsia="ru-RU"/>
+              </w:rPr>
+              <w:t>Є платником</w:t>
+            </w:r>
+            <w:r>
+              <w:rPr>
+                <w:sz w:val="20"/>
+                <w:szCs w:val="20"/>
+                <w:lang w:eastAsia="ru-RU"/>
+              </w:rPr>
+              <w:t xml:space="preserve"> </w:t>
             </w:r>
             <w:sdt>
               <w:sdtPr>
@@ -26765,33 +26954,27 @@
                   <w:szCs w:val="20"/>
                   <w:lang w:val="uk-UA" w:eastAsia="ru-RU"/>
                 </w:rPr>
-                <w:alias w:val="CstAcc"/>
-                <w:tag w:val="CstAcc"/>
-                <w:id w:val="1488436807"/>
+                <w:alias w:val="CstVATType"/>
+                <w:tag w:val="CstVATType"/>
+                <w:id w:val="25303977"/>
                 <w:placeholder>
-                  <w:docPart w:val="0EC64704BE8B42F6A97FDA736BDC3DD4"/>
+                  <w:docPart w:val="C64947BCAB954F74BAF5F5BC8B302FF3"/>
                 </w:placeholder>
                 <w:showingPlcHdr/>
                 <w15:appearance w15:val="tags"/>
                 <w:text/>
               </w:sdtPr>
+              <w:sdtEndPr/>
               <w:sdtContent>
                 <w:r>
                   <w:rPr>
                     <w:rStyle w:val="af0"/>
+                    <w:lang w:val="uk-UA"/>
                   </w:rPr>
                   <w:t>Место для ввода текста.</w:t>
                 </w:r>
               </w:sdtContent>
             </w:sdt>
-            <w:r>
-              <w:rPr>
-                <w:sz w:val="20"/>
-                <w:szCs w:val="20"/>
-                <w:lang w:val="uk-UA" w:eastAsia="ru-RU"/>
-              </w:rPr>
-              <w:t xml:space="preserve"> р.</w:t>
-            </w:r>
           </w:p>
           <w:p>
             <w:pPr>
@@ -26832,6 +27015,7 @@
                 <w15:appearance w15:val="tags"/>
                 <w:text/>
               </w:sdtPr>
+              <w:sdtEndPr/>
               <w:sdtContent>
                 <w:r>
                   <w:rPr>
@@ -26852,64 +27036,6 @@
                 <w:bCs w:val="0"/>
                 <w:sz w:val="20"/>
                 <w:szCs w:val="20"/>
-                <w:lang w:eastAsia="ru-RU"/>
-              </w:rPr>
-            </w:pPr>
-            <w:r>
-              <w:rPr>
-                <w:sz w:val="20"/>
-                <w:szCs w:val="20"/>
-                <w:lang w:val="uk-UA" w:eastAsia="ru-RU"/>
-              </w:rPr>
-              <w:t>Є платником</w:t>
-            </w:r>
-            <w:r>
-              <w:rPr>
-                <w:sz w:val="20"/>
-                <w:szCs w:val="20"/>
-                <w:lang w:eastAsia="ru-RU"/>
-              </w:rPr>
-              <w:t xml:space="preserve"> </w:t>
-            </w:r>
-            <w:sdt>
-              <w:sdtPr>
-                <w:rPr>
-                  <w:b w:val="0"/>
-                  <w:sz w:val="20"/>
-                  <w:szCs w:val="20"/>
-                  <w:lang w:val="uk-UA" w:eastAsia="ru-RU"/>
-                </w:rPr>
-                <w:alias w:val="CstVATType"/>
-                <w:tag w:val="CstVATType"/>
-                <w:id w:val="25303977"/>
-                <w:placeholder>
-                  <w:docPart w:val="E08BF2246DA74AE0AA5793DA0C552BB2"/>
-                </w:placeholder>
-                <w:showingPlcHdr/>
-                <w15:appearance w15:val="tags"/>
-                <w:text/>
-              </w:sdtPr>
-              <w:sdtContent>
-                <w:r>
-                  <w:rPr>
-                    <w:rStyle w:val="af0"/>
-                    <w:lang w:val="uk-UA"/>
-                  </w:rPr>
-                  <w:t>Место для ввода текста.</w:t>
-                </w:r>
-              </w:sdtContent>
-            </w:sdt>
-          </w:p>
-          <w:p>
-            <w:pPr>
-              <w:overflowPunct w:val="0"/>
-              <w:adjustRightInd w:val="0"/>
-              <w:ind w:right="-108"/>
-              <w:textAlignment w:val="baseline"/>
-              <w:rPr>
-                <w:bCs w:val="0"/>
-                <w:sz w:val="20"/>
-                <w:szCs w:val="20"/>
                 <w:lang w:val="uk-UA" w:eastAsia="ru-RU"/>
               </w:rPr>
             </w:pPr>
@@ -26961,17 +27087,6 @@
               </w:rPr>
               <w:t>: _______________________________</w:t>
             </w:r>
-          </w:p>
-          <w:p>
-            <w:pPr>
-              <w:rPr>
-                <w:b w:val="0"/>
-                <w:bCs w:val="0"/>
-                <w:sz w:val="18"/>
-                <w:szCs w:val="18"/>
-                <w:lang w:val="uk-UA"/>
-              </w:rPr>
-            </w:pPr>
           </w:p>
           <w:p>
             <w:pPr>
@@ -27128,8 +27243,8 @@
                   <w:pPr>
                     <w:rPr>
                       <w:color w:val="000000"/>
-                      <w:sz w:val="16"/>
-                      <w:szCs w:val="16"/>
+                      <w:sz w:val="18"/>
+                      <w:szCs w:val="18"/>
                     </w:rPr>
                   </w:pPr>
                   <w:r>
@@ -27151,12 +27266,11 @@
                   <w:sdt>
                     <w:sdtPr>
                       <w:rPr>
-                        <w:b w:val="0"/>
-                        <w:sz w:val="18"/>
-                        <w:szCs w:val="18"/>
+                        <w:sz w:val="20"/>
+                        <w:szCs w:val="20"/>
                       </w:rPr>
-                      <w:alias w:val="CstPerson"/>
-                      <w:tag w:val="CstPerson"/>
+                      <w:alias w:val="CstPerson1"/>
+                      <w:tag w:val="CstPerson1"/>
                       <w:id w:val="433098122"/>
                       <w:placeholder>
                         <w:docPart w:val="4F39DEC434B54AABBEBC5B20DE11B0CC"/>
@@ -27165,6 +27279,7 @@
                       <w15:appearance w15:val="tags"/>
                       <w:text/>
                     </w:sdtPr>
+                    <w:sdtEndPr/>
                     <w:sdtContent>
                       <w:r>
                         <w:rPr>
@@ -27182,15 +27297,6 @@
                     </w:rPr>
                     <w:t xml:space="preserve"> /</w:t>
                   </w:r>
-                </w:p>
-                <w:p>
-                  <w:pPr>
-                    <w:rPr>
-                      <w:color w:val="000000"/>
-                      <w:sz w:val="18"/>
-                      <w:szCs w:val="18"/>
-                    </w:rPr>
-                  </w:pPr>
                 </w:p>
               </w:tc>
             </w:tr>
@@ -27605,6 +27711,7 @@
                 <w15:appearance w15:val="tags"/>
                 <w:text/>
               </w:sdtPr>
+              <w:sdtEndPr/>
               <w:sdtContent>
                 <w:r>
                   <w:rPr>
@@ -27680,6 +27787,7 @@
                 <w15:appearance w15:val="tags"/>
                 <w:text/>
               </w:sdtPr>
+              <w:sdtEndPr/>
               <w:sdtContent>
                 <w:r>
                   <w:rPr>
@@ -27711,8 +27819,6 @@
           <w:cols w:space="709"/>
         </w:sectPr>
       </w:pPr>
-      <w:bookmarkStart w:id="8" w:name="_GoBack"/>
-      <w:bookmarkEnd w:id="8"/>
     </w:p>
     <w:p>
       <w:pPr>
@@ -28091,7 +28197,6 @@
           <w:bCs w:val="0"/>
           <w:sz w:val="22"/>
           <w:szCs w:val="22"/>
-          <w:lang w:val="en-US"/>
         </w:rPr>
         <w:t xml:space="preserve"> р.</w:t>
       </w:r>
@@ -39025,64 +39130,6 @@
     </w:docPart>
     <w:docPart>
       <w:docPartPr>
-        <w:name w:val="4B224519B53342DB8B94122715E8574A"/>
-        <w:category>
-          <w:name w:val="Общие"/>
-          <w:gallery w:val="placeholder"/>
-        </w:category>
-        <w:types>
-          <w:type w:val="bbPlcHdr"/>
-        </w:types>
-        <w:behaviors>
-          <w:behavior w:val="content"/>
-        </w:behaviors>
-        <w:guid w:val="{356B1B45-4BC7-414A-9C51-92117697EF6E}"/>
-      </w:docPartPr>
-      <w:docPartBody>
-        <w:p>
-          <w:pPr>
-            <w:pStyle w:val="4B224519B53342DB8B94122715E8574A"/>
-          </w:pPr>
-          <w:r>
-            <w:rPr>
-              <w:rStyle w:val="a3"/>
-            </w:rPr>
-            <w:t>Место для ввода текста.</w:t>
-          </w:r>
-        </w:p>
-      </w:docPartBody>
-    </w:docPart>
-    <w:docPart>
-      <w:docPartPr>
-        <w:name w:val="0EC64704BE8B42F6A97FDA736BDC3DD4"/>
-        <w:category>
-          <w:name w:val="Общие"/>
-          <w:gallery w:val="placeholder"/>
-        </w:category>
-        <w:types>
-          <w:type w:val="bbPlcHdr"/>
-        </w:types>
-        <w:behaviors>
-          <w:behavior w:val="content"/>
-        </w:behaviors>
-        <w:guid w:val="{BCA9EB9F-E28D-4B29-9EA8-B67F31BF93E4}"/>
-      </w:docPartPr>
-      <w:docPartBody>
-        <w:p>
-          <w:pPr>
-            <w:pStyle w:val="0EC64704BE8B42F6A97FDA736BDC3DD4"/>
-          </w:pPr>
-          <w:r>
-            <w:rPr>
-              <w:rStyle w:val="a3"/>
-            </w:rPr>
-            <w:t>Место для ввода текста.</w:t>
-          </w:r>
-        </w:p>
-      </w:docPartBody>
-    </w:docPart>
-    <w:docPart>
-      <w:docPartPr>
         <w:name w:val="65E64D58D87E4B518744AEC076BCF2EC"/>
         <w:category>
           <w:name w:val="Общие"/>
@@ -39104,36 +39151,6 @@
           <w:r>
             <w:rPr>
               <w:rStyle w:val="a3"/>
-            </w:rPr>
-            <w:t>Место для ввода текста.</w:t>
-          </w:r>
-        </w:p>
-      </w:docPartBody>
-    </w:docPart>
-    <w:docPart>
-      <w:docPartPr>
-        <w:name w:val="E08BF2246DA74AE0AA5793DA0C552BB2"/>
-        <w:category>
-          <w:name w:val="Общие"/>
-          <w:gallery w:val="placeholder"/>
-        </w:category>
-        <w:types>
-          <w:type w:val="bbPlcHdr"/>
-        </w:types>
-        <w:behaviors>
-          <w:behavior w:val="content"/>
-        </w:behaviors>
-        <w:guid w:val="{8E13EC37-D613-4FD4-855D-C72CB6DD4E58}"/>
-      </w:docPartPr>
-      <w:docPartBody>
-        <w:p>
-          <w:pPr>
-            <w:pStyle w:val="E08BF2246DA74AE0AA5793DA0C552BB2"/>
-          </w:pPr>
-          <w:r>
-            <w:rPr>
-              <w:rStyle w:val="a3"/>
-              <w:lang w:val="uk-UA"/>
             </w:rPr>
             <w:t>Место для ввода текста.</w:t>
           </w:r>
@@ -39227,6 +39244,121 @@
         </w:p>
       </w:docPartBody>
     </w:docPart>
+    <w:docPart>
+      <w:docPartPr>
+        <w:name w:val="7E03E23F5DC74522AACCDB70B6722953"/>
+        <w:category>
+          <w:name w:val="Общие"/>
+          <w:gallery w:val="placeholder"/>
+        </w:category>
+        <w:types>
+          <w:type w:val="bbPlcHdr"/>
+        </w:types>
+        <w:behaviors>
+          <w:behavior w:val="content"/>
+        </w:behaviors>
+        <w:guid w:val="{67A1B9AE-9187-452B-8A18-C4AEBC5B7482}"/>
+      </w:docPartPr>
+      <w:docPartBody>
+        <w:p>
+          <w:pPr>
+            <w:pStyle w:val="7E03E23F5DC74522AACCDB70B6722953"/>
+          </w:pPr>
+          <w:r>
+            <w:rPr>
+              <w:rStyle w:val="a3"/>
+              <w:lang w:val="uk-UA"/>
+            </w:rPr>
+            <w:t>Место для ввода текста.</w:t>
+          </w:r>
+        </w:p>
+      </w:docPartBody>
+    </w:docPart>
+    <w:docPart>
+      <w:docPartPr>
+        <w:name w:val="C64947BCAB954F74BAF5F5BC8B302FF3"/>
+        <w:category>
+          <w:name w:val="Общие"/>
+          <w:gallery w:val="placeholder"/>
+        </w:category>
+        <w:types>
+          <w:type w:val="bbPlcHdr"/>
+        </w:types>
+        <w:behaviors>
+          <w:behavior w:val="content"/>
+        </w:behaviors>
+        <w:guid w:val="{367E4928-E057-4742-B610-FCD4CA135E59}"/>
+      </w:docPartPr>
+      <w:docPartBody>
+        <w:p>
+          <w:pPr>
+            <w:pStyle w:val="C64947BCAB954F74BAF5F5BC8B302FF3"/>
+          </w:pPr>
+          <w:r>
+            <w:rPr>
+              <w:rStyle w:val="a3"/>
+              <w:lang w:val="uk-UA"/>
+            </w:rPr>
+            <w:t>Место для ввода текста.</w:t>
+          </w:r>
+        </w:p>
+      </w:docPartBody>
+    </w:docPart>
+    <w:docPart>
+      <w:docPartPr>
+        <w:name w:val="DefaultPlaceholder_-1854013436"/>
+        <w:category>
+          <w:name w:val="Общие"/>
+          <w:gallery w:val="placeholder"/>
+        </w:category>
+        <w:types>
+          <w:type w:val="bbPlcHdr"/>
+        </w:types>
+        <w:behaviors>
+          <w:behavior w:val="content"/>
+        </w:behaviors>
+        <w:guid w:val="{815F05C6-8908-499D-8837-CC77D5CF26C6}"/>
+      </w:docPartPr>
+      <w:docPartBody>
+        <w:p>
+          <w:r>
+            <w:rPr>
+              <w:rStyle w:val="a3"/>
+            </w:rPr>
+            <w:t>Выберите стандартный блок.</w:t>
+          </w:r>
+        </w:p>
+      </w:docPartBody>
+    </w:docPart>
+    <w:docPart>
+      <w:docPartPr>
+        <w:name w:val="A85E8E2DD3D346A39EBC10A3E8F62B71"/>
+        <w:category>
+          <w:name w:val="Общие"/>
+          <w:gallery w:val="placeholder"/>
+        </w:category>
+        <w:types>
+          <w:type w:val="bbPlcHdr"/>
+        </w:types>
+        <w:behaviors>
+          <w:behavior w:val="content"/>
+        </w:behaviors>
+        <w:guid w:val="{EECE8368-B700-49C0-A65A-413491AA1672}"/>
+      </w:docPartPr>
+      <w:docPartBody>
+        <w:p>
+          <w:pPr>
+            <w:pStyle w:val="A85E8E2DD3D346A39EBC10A3E8F62B71"/>
+          </w:pPr>
+          <w:r>
+            <w:rPr>
+              <w:rStyle w:val="a3"/>
+            </w:rPr>
+            <w:t>Место для ввода текста.</w:t>
+          </w:r>
+        </w:p>
+      </w:docPartBody>
+    </w:docPart>
   </w:docParts>
 </w:glossaryDocument>
 </file>
@@ -39268,6 +39400,13 @@
     <w:family w:val="roman"/>
     <w:pitch w:val="variable"/>
     <w:sig w:usb0="E0002EFF" w:usb1="C000785B" w:usb2="00000009" w:usb3="00000000" w:csb0="000001FF" w:csb1="00000000"/>
+  </w:font>
+  <w:font w:name="Verdana">
+    <w:panose1 w:val="020B0604030504040204"/>
+    <w:charset w:val="CC"/>
+    <w:family w:val="swiss"/>
+    <w:pitch w:val="variable"/>
+    <w:sig w:usb0="A00006FF" w:usb1="4000205B" w:usb2="00000010" w:usb3="00000000" w:csb0="0000019F" w:csb1="00000000"/>
   </w:font>
   <w:font w:name="inherit">
     <w:altName w:val="Times New Roman"/>
@@ -39318,7 +39457,11 @@
   <w:rsids>
     <w:rsidRoot w:val="00316F4C"/>
     <w:rsid w:val="00316F4C"/>
+    <w:rsid w:val="003802D9"/>
     <w:rsid w:val="00516E87"/>
+    <w:rsid w:val="00CA4EFD"/>
+    <w:rsid w:val="00CF6F03"/>
+    <w:rsid w:val="00D77317"/>
   </w:rsids>
   <m:mathPr>
     <m:mathFont m:val="Cambria Math"/>
@@ -39771,7 +39914,7 @@
     <w:basedOn w:val="a0"/>
     <w:uiPriority w:val="99"/>
     <w:semiHidden/>
-    <w:rsid w:val="00316F4C"/>
+    <w:rsid w:val="003802D9"/>
     <w:rPr>
       <w:color w:val="808080"/>
     </w:rPr>
@@ -39895,6 +40038,28 @@
   <w:style w:type="paragraph" w:customStyle="1" w:styleId="9C0DDE6C9F414C378AE990FCCC1A4DC5">
     <w:name w:val="9C0DDE6C9F414C378AE990FCCC1A4DC5"/>
     <w:rsid w:val="00316F4C"/>
+  </w:style>
+  <w:style w:type="paragraph" w:customStyle="1" w:styleId="7E03E23F5DC74522AACCDB70B6722953">
+    <w:name w:val="7E03E23F5DC74522AACCDB70B6722953"/>
+    <w:rsid w:val="00D77317"/>
+  </w:style>
+  <w:style w:type="paragraph" w:customStyle="1" w:styleId="C64947BCAB954F74BAF5F5BC8B302FF3">
+    <w:name w:val="C64947BCAB954F74BAF5F5BC8B302FF3"/>
+    <w:rsid w:val="00CF6F03"/>
+  </w:style>
+  <w:style w:type="paragraph" w:customStyle="1" w:styleId="38FCF034ED0546A5B1829EEA5AF76445">
+    <w:name w:val="38FCF034ED0546A5B1829EEA5AF76445"/>
+    <w:rsid w:val="003802D9"/>
+    <w:rPr>
+      <w:lang w:val="ru-UA" w:eastAsia="ru-UA"/>
+    </w:rPr>
+  </w:style>
+  <w:style w:type="paragraph" w:customStyle="1" w:styleId="A85E8E2DD3D346A39EBC10A3E8F62B71">
+    <w:name w:val="A85E8E2DD3D346A39EBC10A3E8F62B71"/>
+    <w:rsid w:val="003802D9"/>
+    <w:rPr>
+      <w:lang w:val="ru-UA" w:eastAsia="ru-UA"/>
+    </w:rPr>
   </w:style>
 </w:styles>
 </file>
